--- a/Адаптивные технологии/8 практическая.docx
+++ b/Адаптивные технологии/8 практическая.docx
@@ -2,6 +2,976 @@
 <file path=word/document.xml><?xml version="1.0" encoding="utf-8"?>
 <w:document xmlns:ve="http://schemas.openxmlformats.org/markup-compatibility/2006" xmlns:o="urn:schemas-microsoft-com:office:office" xmlns:r="http://schemas.openxmlformats.org/officeDocument/2006/relationships" xmlns:m="http://schemas.openxmlformats.org/officeDocument/2006/math" xmlns:v="urn:schemas-microsoft-com:vml" xmlns:wp="http://schemas.openxmlformats.org/drawingml/2006/wordprocessingDrawing" xmlns:w10="urn:schemas-microsoft-com:office:word" xmlns:w="http://schemas.openxmlformats.org/wordprocessingml/2006/main" xmlns:wne="http://schemas.microsoft.com/office/word/2006/wordml">
   <w:body>
+    <w:tbl>
+      <w:tblPr>
+        <w:tblStyle w:val="a5"/>
+        <w:tblW w:w="5000" w:type="pct"/>
+        <w:tblBorders>
+          <w:top w:val="none" w:sz="0" w:space="0" w:color="auto"/>
+          <w:left w:val="none" w:sz="0" w:space="0" w:color="auto"/>
+          <w:bottom w:val="none" w:sz="0" w:space="0" w:color="auto"/>
+          <w:right w:val="none" w:sz="0" w:space="0" w:color="auto"/>
+          <w:insideH w:val="none" w:sz="0" w:space="0" w:color="auto"/>
+          <w:insideV w:val="none" w:sz="0" w:space="0" w:color="auto"/>
+        </w:tblBorders>
+        <w:tblLook w:val="04A0"/>
+      </w:tblPr>
+      <w:tblGrid>
+        <w:gridCol w:w="2347"/>
+        <w:gridCol w:w="7224"/>
+      </w:tblGrid>
+      <w:tr>
+        <w:tc>
+          <w:tcPr>
+            <w:tcW w:w="1226" w:type="pct"/>
+            <w:vMerge w:val="restart"/>
+            <w:hideMark/>
+          </w:tcPr>
+          <w:p>
+            <w:r>
+              <w:rPr>
+                <w:noProof/>
+                <w:lang w:eastAsia="ru-RU"/>
+              </w:rPr>
+              <w:drawing>
+                <wp:inline distT="0" distB="0" distL="0" distR="0">
+                  <wp:extent cx="1350010" cy="1542415"/>
+                  <wp:effectExtent l="0" t="0" r="2540" b="635"/>
+                  <wp:docPr id="33" name="Рисунок 3"/>
+                  <wp:cNvGraphicFramePr>
+                    <a:graphicFrameLocks xmlns:a="http://schemas.openxmlformats.org/drawingml/2006/main" noChangeAspect="1"/>
+                  </wp:cNvGraphicFramePr>
+                  <a:graphic xmlns:a="http://schemas.openxmlformats.org/drawingml/2006/main">
+                    <a:graphicData uri="http://schemas.openxmlformats.org/drawingml/2006/picture">
+                      <pic:pic xmlns:pic="http://schemas.openxmlformats.org/drawingml/2006/picture">
+                        <pic:nvPicPr>
+                          <pic:cNvPr id="0" name="Рисунок 1"/>
+                          <pic:cNvPicPr>
+                            <a:picLocks noChangeAspect="1" noChangeArrowheads="1"/>
+                          </pic:cNvPicPr>
+                        </pic:nvPicPr>
+                        <pic:blipFill>
+                          <a:blip r:embed="rId7" cstate="print">
+                            <a:extLst>
+                              <a:ext uri="{28A0092B-C50C-407E-A947-70E740481C1C}">
+                                <a14:useLocalDpi xmlns="" xmlns:wpc="http://schemas.microsoft.com/office/word/2010/wordprocessingCanvas" xmlns:mc="http://schemas.openxmlformats.org/markup-compatibility/2006" xmlns:o="urn:schemas-microsoft-com:office:office" xmlns:v="urn:schemas-microsoft-com:vml" xmlns:wp14="http://schemas.microsoft.com/office/word/2010/wordprocessingDrawing" xmlns:w10="urn:schemas-microsoft-com:office:word" xmlns:w="http://schemas.openxmlformats.org/wordprocessingml/2006/main" xmlns:w14="http://schemas.microsoft.com/office/word/2010/wordml" xmlns:wpg="http://schemas.microsoft.com/office/word/2010/wordprocessingGroup" xmlns:wpi="http://schemas.microsoft.com/office/word/2010/wordprocessingInk" xmlns:wps="http://schemas.microsoft.com/office/word/2010/wordprocessingShape" xmlns:a14="http://schemas.microsoft.com/office/drawing/2010/main" val="0"/>
+                              </a:ext>
+                            </a:extLst>
+                          </a:blip>
+                          <a:srcRect/>
+                          <a:stretch>
+                            <a:fillRect/>
+                          </a:stretch>
+                        </pic:blipFill>
+                        <pic:spPr bwMode="auto">
+                          <a:xfrm>
+                            <a:off x="0" y="0"/>
+                            <a:ext cx="1350010" cy="1542415"/>
+                          </a:xfrm>
+                          <a:prstGeom prst="rect">
+                            <a:avLst/>
+                          </a:prstGeom>
+                          <a:noFill/>
+                          <a:ln>
+                            <a:noFill/>
+                          </a:ln>
+                        </pic:spPr>
+                      </pic:pic>
+                    </a:graphicData>
+                  </a:graphic>
+                </wp:inline>
+              </w:drawing>
+            </w:r>
+          </w:p>
+        </w:tc>
+        <w:tc>
+          <w:tcPr>
+            <w:tcW w:w="3774" w:type="pct"/>
+          </w:tcPr>
+          <w:p>
+            <w:pPr>
+              <w:rPr>
+                <w:b/>
+                <w:bCs/>
+              </w:rPr>
+            </w:pPr>
+            <w:r>
+              <w:rPr>
+                <w:b/>
+                <w:bCs/>
+              </w:rPr>
+              <w:t>ДЕПАРТАМЕНТ ОБРАЗОВАНИЯ И НАУКИ</w:t>
+            </w:r>
+          </w:p>
+          <w:p>
+            <w:pPr>
+              <w:rPr>
+                <w:b/>
+                <w:bCs/>
+              </w:rPr>
+            </w:pPr>
+            <w:r>
+              <w:rPr>
+                <w:b/>
+                <w:bCs/>
+              </w:rPr>
+              <w:t>ГОРОДА МОСКВЫ</w:t>
+            </w:r>
+          </w:p>
+          <w:p>
+            <w:pPr>
+              <w:rPr>
+                <w:b/>
+                <w:bCs/>
+              </w:rPr>
+            </w:pPr>
+            <w:r>
+              <w:rPr>
+                <w:b/>
+                <w:bCs/>
+              </w:rPr>
+              <w:t>Государственное бюджетное профессиональное</w:t>
+            </w:r>
+          </w:p>
+          <w:p>
+            <w:pPr>
+              <w:rPr>
+                <w:b/>
+                <w:bCs/>
+              </w:rPr>
+            </w:pPr>
+            <w:r>
+              <w:rPr>
+                <w:b/>
+                <w:bCs/>
+              </w:rPr>
+              <w:t>образовательное учреждение города Москвы</w:t>
+            </w:r>
+          </w:p>
+          <w:p>
+            <w:pPr>
+              <w:rPr>
+                <w:b/>
+                <w:bCs/>
+              </w:rPr>
+            </w:pPr>
+            <w:r>
+              <w:rPr>
+                <w:b/>
+                <w:bCs/>
+              </w:rPr>
+              <w:t>«Колледж малого бизнеса № 4»</w:t>
+            </w:r>
+          </w:p>
+          <w:p>
+            <w:r>
+              <w:t>(ГБПОУ КМБ № 4)</w:t>
+            </w:r>
+          </w:p>
+          <w:p/>
+        </w:tc>
+      </w:tr>
+      <w:tr>
+        <w:tc>
+          <w:tcPr>
+            <w:tcW w:w="0" w:type="auto"/>
+            <w:vMerge/>
+            <w:vAlign w:val="center"/>
+            <w:hideMark/>
+          </w:tcPr>
+          <w:p/>
+        </w:tc>
+        <w:tc>
+          <w:tcPr>
+            <w:tcW w:w="3774" w:type="pct"/>
+            <w:vAlign w:val="bottom"/>
+          </w:tcPr>
+          <w:p/>
+          <w:p/>
+          <w:p/>
+        </w:tc>
+      </w:tr>
+    </w:tbl>
+    <w:p/>
+    <w:p/>
+    <w:p>
+      <w:pPr>
+        <w:jc w:val="center"/>
+        <w:rPr>
+          <w:b/>
+          <w:sz w:val="36"/>
+          <w:szCs w:val="36"/>
+        </w:rPr>
+      </w:pPr>
+      <w:r>
+        <w:rPr>
+          <w:b/>
+          <w:sz w:val="36"/>
+          <w:szCs w:val="36"/>
+        </w:rPr>
+        <w:t>Адаптивные технологии</w:t>
+      </w:r>
+    </w:p>
+    <w:p>
+      <w:pPr>
+        <w:jc w:val="center"/>
+        <w:rPr>
+          <w:b/>
+          <w:sz w:val="36"/>
+          <w:szCs w:val="36"/>
+          <w:lang w:val="en-US"/>
+        </w:rPr>
+      </w:pPr>
+      <w:r>
+        <w:rPr>
+          <w:b/>
+          <w:sz w:val="36"/>
+          <w:szCs w:val="36"/>
+        </w:rPr>
+        <w:t>Практическое занятие №</w:t>
+      </w:r>
+      <w:r>
+        <w:rPr>
+          <w:b/>
+          <w:sz w:val="36"/>
+          <w:szCs w:val="36"/>
+          <w:lang w:val="en-US"/>
+        </w:rPr>
+        <w:t>8</w:t>
+      </w:r>
+    </w:p>
+    <w:p/>
+    <w:p/>
+    <w:p/>
+    <w:p>
+      <w:r>
+        <w:t>Специальность: 09.02.07 Информационные системы и программирование</w:t>
+      </w:r>
+    </w:p>
+    <w:p>
+      <w:r>
+        <w:t>Форма обучения: очная</w:t>
+      </w:r>
+    </w:p>
+    <w:p>
+      <w:r>
+        <w:t xml:space="preserve">Студент(ка): </w:t>
+      </w:r>
+      <w:r>
+        <w:t>Перепёлкина Анфиса А</w:t>
+      </w:r>
+      <w:r>
+        <w:t>лександровна</w:t>
+      </w:r>
+    </w:p>
+    <w:p>
+      <w:r>
+        <w:t>Группа: ИПО 21.24</w:t>
+      </w:r>
+    </w:p>
+    <w:p>
+      <w:r>
+        <w:t xml:space="preserve">Руководитель: </w:t>
+      </w:r>
+      <w:r>
+        <w:t>Рыбаков Александр С</w:t>
+      </w:r>
+      <w:r>
+        <w:t>ергеевич</w:t>
+      </w:r>
+    </w:p>
+    <w:p/>
+    <w:p>
+      <w:r>
+        <w:t>Отчётная работа защищена с оценкой «___» __________________</w:t>
+      </w:r>
+    </w:p>
+    <w:p/>
+    <w:p>
+      <w:pPr>
+        <w:rPr>
+          <w:b/>
+          <w:bCs/>
+        </w:rPr>
+      </w:pPr>
+    </w:p>
+    <w:p/>
+    <w:p/>
+    <w:p>
+      <w:pPr>
+        <w:jc w:val="center"/>
+        <w:rPr>
+          <w:lang w:val="en-US"/>
+        </w:rPr>
+      </w:pPr>
+      <w:r>
+        <w:t>Москва, 202</w:t>
+      </w:r>
+      <w:r>
+        <w:rPr>
+          <w:lang w:val="en-US"/>
+        </w:rPr>
+        <w:t>6</w:t>
+      </w:r>
+      <w:r>
+        <w:t xml:space="preserve"> г.</w:t>
+      </w:r>
+    </w:p>
+    <w:sdt>
+      <w:sdtPr>
+        <w:id w:val="6358454"/>
+        <w:docPartObj>
+          <w:docPartGallery w:val="Table of Contents"/>
+          <w:docPartUnique/>
+        </w:docPartObj>
+      </w:sdtPr>
+      <w:sdtEndPr>
+        <w:rPr>
+          <w:rFonts w:ascii="Times New Roman" w:eastAsiaTheme="minorHAnsi" w:hAnsi="Times New Roman" w:cstheme="minorBidi"/>
+          <w:b w:val="0"/>
+          <w:bCs w:val="0"/>
+          <w:color w:val="auto"/>
+          <w:szCs w:val="22"/>
+        </w:rPr>
+      </w:sdtEndPr>
+      <w:sdtContent>
+        <w:p>
+          <w:pPr>
+            <w:pStyle w:val="aa"/>
+          </w:pPr>
+          <w:r>
+            <w:t>Оглавление</w:t>
+          </w:r>
+        </w:p>
+        <w:p>
+          <w:pPr>
+            <w:pStyle w:val="11"/>
+            <w:tabs>
+              <w:tab w:val="right" w:leader="dot" w:pos="9345"/>
+            </w:tabs>
+            <w:rPr>
+              <w:rFonts w:asciiTheme="minorHAnsi" w:eastAsiaTheme="minorEastAsia" w:hAnsiTheme="minorHAnsi"/>
+              <w:noProof/>
+              <w:sz w:val="22"/>
+              <w:lang w:eastAsia="ru-RU"/>
+            </w:rPr>
+          </w:pPr>
+          <w:r>
+            <w:fldChar w:fldCharType="begin"/>
+          </w:r>
+          <w:r>
+            <w:instrText xml:space="preserve"> TOC \o "1-3" \h \z \u </w:instrText>
+          </w:r>
+          <w:r>
+            <w:fldChar w:fldCharType="separate"/>
+          </w:r>
+          <w:hyperlink w:anchor="_Toc222411164" w:history="1">
+            <w:r>
+              <w:rPr>
+                <w:rStyle w:val="ab"/>
+                <w:noProof/>
+                <w:lang w:eastAsia="ru-RU"/>
+              </w:rPr>
+              <w:t>Задание 1</w:t>
+            </w:r>
+            <w:r>
+              <w:rPr>
+                <w:noProof/>
+                <w:webHidden/>
+              </w:rPr>
+              <w:tab/>
+            </w:r>
+            <w:r>
+              <w:rPr>
+                <w:noProof/>
+                <w:webHidden/>
+              </w:rPr>
+              <w:fldChar w:fldCharType="begin"/>
+            </w:r>
+            <w:r>
+              <w:rPr>
+                <w:noProof/>
+                <w:webHidden/>
+              </w:rPr>
+              <w:instrText xml:space="preserve"> PAGEREF _Toc222411164 \h </w:instrText>
+            </w:r>
+            <w:r>
+              <w:rPr>
+                <w:noProof/>
+                <w:webHidden/>
+              </w:rPr>
+            </w:r>
+            <w:r>
+              <w:rPr>
+                <w:noProof/>
+                <w:webHidden/>
+              </w:rPr>
+              <w:fldChar w:fldCharType="separate"/>
+            </w:r>
+            <w:r>
+              <w:rPr>
+                <w:noProof/>
+                <w:webHidden/>
+              </w:rPr>
+              <w:t>2</w:t>
+            </w:r>
+            <w:r>
+              <w:rPr>
+                <w:noProof/>
+                <w:webHidden/>
+              </w:rPr>
+              <w:fldChar w:fldCharType="end"/>
+            </w:r>
+          </w:hyperlink>
+        </w:p>
+        <w:p>
+          <w:pPr>
+            <w:pStyle w:val="11"/>
+            <w:tabs>
+              <w:tab w:val="right" w:leader="dot" w:pos="9345"/>
+            </w:tabs>
+            <w:rPr>
+              <w:rFonts w:asciiTheme="minorHAnsi" w:eastAsiaTheme="minorEastAsia" w:hAnsiTheme="minorHAnsi"/>
+              <w:noProof/>
+              <w:sz w:val="22"/>
+              <w:lang w:eastAsia="ru-RU"/>
+            </w:rPr>
+          </w:pPr>
+          <w:hyperlink w:anchor="_Toc222411165" w:history="1">
+            <w:r>
+              <w:rPr>
+                <w:rStyle w:val="ab"/>
+                <w:noProof/>
+                <w:lang w:eastAsia="ru-RU"/>
+              </w:rPr>
+              <w:t>Задание 2</w:t>
+            </w:r>
+            <w:r>
+              <w:rPr>
+                <w:noProof/>
+                <w:webHidden/>
+              </w:rPr>
+              <w:tab/>
+            </w:r>
+            <w:r>
+              <w:rPr>
+                <w:noProof/>
+                <w:webHidden/>
+              </w:rPr>
+              <w:fldChar w:fldCharType="begin"/>
+            </w:r>
+            <w:r>
+              <w:rPr>
+                <w:noProof/>
+                <w:webHidden/>
+              </w:rPr>
+              <w:instrText xml:space="preserve"> PAGEREF _Toc222411165 \h </w:instrText>
+            </w:r>
+            <w:r>
+              <w:rPr>
+                <w:noProof/>
+                <w:webHidden/>
+              </w:rPr>
+            </w:r>
+            <w:r>
+              <w:rPr>
+                <w:noProof/>
+                <w:webHidden/>
+              </w:rPr>
+              <w:fldChar w:fldCharType="separate"/>
+            </w:r>
+            <w:r>
+              <w:rPr>
+                <w:noProof/>
+                <w:webHidden/>
+              </w:rPr>
+              <w:t>5</w:t>
+            </w:r>
+            <w:r>
+              <w:rPr>
+                <w:noProof/>
+                <w:webHidden/>
+              </w:rPr>
+              <w:fldChar w:fldCharType="end"/>
+            </w:r>
+          </w:hyperlink>
+        </w:p>
+        <w:p>
+          <w:pPr>
+            <w:pStyle w:val="11"/>
+            <w:tabs>
+              <w:tab w:val="right" w:leader="dot" w:pos="9345"/>
+            </w:tabs>
+            <w:rPr>
+              <w:rFonts w:asciiTheme="minorHAnsi" w:eastAsiaTheme="minorEastAsia" w:hAnsiTheme="minorHAnsi"/>
+              <w:noProof/>
+              <w:sz w:val="22"/>
+              <w:lang w:eastAsia="ru-RU"/>
+            </w:rPr>
+          </w:pPr>
+          <w:hyperlink w:anchor="_Toc222411166" w:history="1">
+            <w:r>
+              <w:rPr>
+                <w:rStyle w:val="ab"/>
+                <w:noProof/>
+                <w:lang w:eastAsia="ru-RU"/>
+              </w:rPr>
+              <w:t>Задание 3</w:t>
+            </w:r>
+            <w:r>
+              <w:rPr>
+                <w:noProof/>
+                <w:webHidden/>
+              </w:rPr>
+              <w:tab/>
+            </w:r>
+            <w:r>
+              <w:rPr>
+                <w:noProof/>
+                <w:webHidden/>
+              </w:rPr>
+              <w:fldChar w:fldCharType="begin"/>
+            </w:r>
+            <w:r>
+              <w:rPr>
+                <w:noProof/>
+                <w:webHidden/>
+              </w:rPr>
+              <w:instrText xml:space="preserve"> PAGEREF _Toc222411166 \h </w:instrText>
+            </w:r>
+            <w:r>
+              <w:rPr>
+                <w:noProof/>
+                <w:webHidden/>
+              </w:rPr>
+            </w:r>
+            <w:r>
+              <w:rPr>
+                <w:noProof/>
+                <w:webHidden/>
+              </w:rPr>
+              <w:fldChar w:fldCharType="separate"/>
+            </w:r>
+            <w:r>
+              <w:rPr>
+                <w:noProof/>
+                <w:webHidden/>
+              </w:rPr>
+              <w:t>5</w:t>
+            </w:r>
+            <w:r>
+              <w:rPr>
+                <w:noProof/>
+                <w:webHidden/>
+              </w:rPr>
+              <w:fldChar w:fldCharType="end"/>
+            </w:r>
+          </w:hyperlink>
+        </w:p>
+        <w:p>
+          <w:pPr>
+            <w:pStyle w:val="11"/>
+            <w:tabs>
+              <w:tab w:val="right" w:leader="dot" w:pos="9345"/>
+            </w:tabs>
+            <w:rPr>
+              <w:rFonts w:asciiTheme="minorHAnsi" w:eastAsiaTheme="minorEastAsia" w:hAnsiTheme="minorHAnsi"/>
+              <w:noProof/>
+              <w:sz w:val="22"/>
+              <w:lang w:eastAsia="ru-RU"/>
+            </w:rPr>
+          </w:pPr>
+          <w:hyperlink w:anchor="_Toc222411167" w:history="1">
+            <w:r>
+              <w:rPr>
+                <w:rStyle w:val="ab"/>
+                <w:noProof/>
+                <w:lang w:eastAsia="ru-RU"/>
+              </w:rPr>
+              <w:t>Задание 4</w:t>
+            </w:r>
+            <w:r>
+              <w:rPr>
+                <w:noProof/>
+                <w:webHidden/>
+              </w:rPr>
+              <w:tab/>
+            </w:r>
+            <w:r>
+              <w:rPr>
+                <w:noProof/>
+                <w:webHidden/>
+              </w:rPr>
+              <w:fldChar w:fldCharType="begin"/>
+            </w:r>
+            <w:r>
+              <w:rPr>
+                <w:noProof/>
+                <w:webHidden/>
+              </w:rPr>
+              <w:instrText xml:space="preserve"> PAGEREF _Toc222411167 \h </w:instrText>
+            </w:r>
+            <w:r>
+              <w:rPr>
+                <w:noProof/>
+                <w:webHidden/>
+              </w:rPr>
+            </w:r>
+            <w:r>
+              <w:rPr>
+                <w:noProof/>
+                <w:webHidden/>
+              </w:rPr>
+              <w:fldChar w:fldCharType="separate"/>
+            </w:r>
+            <w:r>
+              <w:rPr>
+                <w:noProof/>
+                <w:webHidden/>
+              </w:rPr>
+              <w:t>6</w:t>
+            </w:r>
+            <w:r>
+              <w:rPr>
+                <w:noProof/>
+                <w:webHidden/>
+              </w:rPr>
+              <w:fldChar w:fldCharType="end"/>
+            </w:r>
+          </w:hyperlink>
+        </w:p>
+        <w:p>
+          <w:pPr>
+            <w:pStyle w:val="11"/>
+            <w:tabs>
+              <w:tab w:val="right" w:leader="dot" w:pos="9345"/>
+            </w:tabs>
+            <w:rPr>
+              <w:rFonts w:asciiTheme="minorHAnsi" w:eastAsiaTheme="minorEastAsia" w:hAnsiTheme="minorHAnsi"/>
+              <w:noProof/>
+              <w:sz w:val="22"/>
+              <w:lang w:eastAsia="ru-RU"/>
+            </w:rPr>
+          </w:pPr>
+          <w:hyperlink w:anchor="_Toc222411168" w:history="1">
+            <w:r>
+              <w:rPr>
+                <w:rStyle w:val="ab"/>
+                <w:noProof/>
+                <w:lang w:eastAsia="ru-RU"/>
+              </w:rPr>
+              <w:t>Задание 5</w:t>
+            </w:r>
+            <w:r>
+              <w:rPr>
+                <w:noProof/>
+                <w:webHidden/>
+              </w:rPr>
+              <w:tab/>
+            </w:r>
+            <w:r>
+              <w:rPr>
+                <w:noProof/>
+                <w:webHidden/>
+              </w:rPr>
+              <w:fldChar w:fldCharType="begin"/>
+            </w:r>
+            <w:r>
+              <w:rPr>
+                <w:noProof/>
+                <w:webHidden/>
+              </w:rPr>
+              <w:instrText xml:space="preserve"> PAGEREF _Toc222411168 \h </w:instrText>
+            </w:r>
+            <w:r>
+              <w:rPr>
+                <w:noProof/>
+                <w:webHidden/>
+              </w:rPr>
+            </w:r>
+            <w:r>
+              <w:rPr>
+                <w:noProof/>
+                <w:webHidden/>
+              </w:rPr>
+              <w:fldChar w:fldCharType="separate"/>
+            </w:r>
+            <w:r>
+              <w:rPr>
+                <w:noProof/>
+                <w:webHidden/>
+              </w:rPr>
+              <w:t>6</w:t>
+            </w:r>
+            <w:r>
+              <w:rPr>
+                <w:noProof/>
+                <w:webHidden/>
+              </w:rPr>
+              <w:fldChar w:fldCharType="end"/>
+            </w:r>
+          </w:hyperlink>
+        </w:p>
+        <w:p>
+          <w:pPr>
+            <w:pStyle w:val="11"/>
+            <w:tabs>
+              <w:tab w:val="right" w:leader="dot" w:pos="9345"/>
+            </w:tabs>
+            <w:rPr>
+              <w:rFonts w:asciiTheme="minorHAnsi" w:eastAsiaTheme="minorEastAsia" w:hAnsiTheme="minorHAnsi"/>
+              <w:noProof/>
+              <w:sz w:val="22"/>
+              <w:lang w:eastAsia="ru-RU"/>
+            </w:rPr>
+          </w:pPr>
+          <w:hyperlink w:anchor="_Toc222411169" w:history="1">
+            <w:r>
+              <w:rPr>
+                <w:rStyle w:val="ab"/>
+                <w:noProof/>
+                <w:lang w:eastAsia="ru-RU"/>
+              </w:rPr>
+              <w:t xml:space="preserve">Задание </w:t>
+            </w:r>
+            <w:r>
+              <w:rPr>
+                <w:rStyle w:val="ab"/>
+                <w:noProof/>
+                <w:lang w:val="en-US" w:eastAsia="ru-RU"/>
+              </w:rPr>
+              <w:t>6</w:t>
+            </w:r>
+            <w:r>
+              <w:rPr>
+                <w:noProof/>
+                <w:webHidden/>
+              </w:rPr>
+              <w:tab/>
+            </w:r>
+            <w:r>
+              <w:rPr>
+                <w:noProof/>
+                <w:webHidden/>
+              </w:rPr>
+              <w:fldChar w:fldCharType="begin"/>
+            </w:r>
+            <w:r>
+              <w:rPr>
+                <w:noProof/>
+                <w:webHidden/>
+              </w:rPr>
+              <w:instrText xml:space="preserve"> PAGEREF _Toc222411169 \h </w:instrText>
+            </w:r>
+            <w:r>
+              <w:rPr>
+                <w:noProof/>
+                <w:webHidden/>
+              </w:rPr>
+            </w:r>
+            <w:r>
+              <w:rPr>
+                <w:noProof/>
+                <w:webHidden/>
+              </w:rPr>
+              <w:fldChar w:fldCharType="separate"/>
+            </w:r>
+            <w:r>
+              <w:rPr>
+                <w:noProof/>
+                <w:webHidden/>
+              </w:rPr>
+              <w:t>7</w:t>
+            </w:r>
+            <w:r>
+              <w:rPr>
+                <w:noProof/>
+                <w:webHidden/>
+              </w:rPr>
+              <w:fldChar w:fldCharType="end"/>
+            </w:r>
+          </w:hyperlink>
+        </w:p>
+        <w:p>
+          <w:pPr>
+            <w:pStyle w:val="11"/>
+            <w:tabs>
+              <w:tab w:val="right" w:leader="dot" w:pos="9345"/>
+            </w:tabs>
+            <w:rPr>
+              <w:rFonts w:asciiTheme="minorHAnsi" w:eastAsiaTheme="minorEastAsia" w:hAnsiTheme="minorHAnsi"/>
+              <w:noProof/>
+              <w:sz w:val="22"/>
+              <w:lang w:eastAsia="ru-RU"/>
+            </w:rPr>
+          </w:pPr>
+          <w:hyperlink w:anchor="_Toc222411170" w:history="1">
+            <w:r>
+              <w:rPr>
+                <w:rStyle w:val="ab"/>
+                <w:noProof/>
+                <w:lang w:eastAsia="ru-RU"/>
+              </w:rPr>
+              <w:t xml:space="preserve">Задание </w:t>
+            </w:r>
+            <w:r>
+              <w:rPr>
+                <w:rStyle w:val="ab"/>
+                <w:noProof/>
+                <w:lang w:val="en-US" w:eastAsia="ru-RU"/>
+              </w:rPr>
+              <w:t>7</w:t>
+            </w:r>
+            <w:r>
+              <w:rPr>
+                <w:noProof/>
+                <w:webHidden/>
+              </w:rPr>
+              <w:tab/>
+            </w:r>
+            <w:r>
+              <w:rPr>
+                <w:noProof/>
+                <w:webHidden/>
+              </w:rPr>
+              <w:fldChar w:fldCharType="begin"/>
+            </w:r>
+            <w:r>
+              <w:rPr>
+                <w:noProof/>
+                <w:webHidden/>
+              </w:rPr>
+              <w:instrText xml:space="preserve"> PAGEREF _Toc222411170 \h </w:instrText>
+            </w:r>
+            <w:r>
+              <w:rPr>
+                <w:noProof/>
+                <w:webHidden/>
+              </w:rPr>
+            </w:r>
+            <w:r>
+              <w:rPr>
+                <w:noProof/>
+                <w:webHidden/>
+              </w:rPr>
+              <w:fldChar w:fldCharType="separate"/>
+            </w:r>
+            <w:r>
+              <w:rPr>
+                <w:noProof/>
+                <w:webHidden/>
+              </w:rPr>
+              <w:t>7</w:t>
+            </w:r>
+            <w:r>
+              <w:rPr>
+                <w:noProof/>
+                <w:webHidden/>
+              </w:rPr>
+              <w:fldChar w:fldCharType="end"/>
+            </w:r>
+          </w:hyperlink>
+        </w:p>
+        <w:p>
+          <w:pPr>
+            <w:pStyle w:val="11"/>
+            <w:tabs>
+              <w:tab w:val="right" w:leader="dot" w:pos="9345"/>
+            </w:tabs>
+            <w:rPr>
+              <w:rFonts w:asciiTheme="minorHAnsi" w:eastAsiaTheme="minorEastAsia" w:hAnsiTheme="minorHAnsi"/>
+              <w:noProof/>
+              <w:sz w:val="22"/>
+              <w:lang w:eastAsia="ru-RU"/>
+            </w:rPr>
+          </w:pPr>
+          <w:hyperlink w:anchor="_Toc222411171" w:history="1">
+            <w:r>
+              <w:rPr>
+                <w:rStyle w:val="ab"/>
+                <w:noProof/>
+                <w:lang w:eastAsia="ru-RU"/>
+              </w:rPr>
+              <w:t xml:space="preserve">Задание </w:t>
+            </w:r>
+            <w:r>
+              <w:rPr>
+                <w:rStyle w:val="ab"/>
+                <w:noProof/>
+                <w:lang w:val="en-US" w:eastAsia="ru-RU"/>
+              </w:rPr>
+              <w:t>8</w:t>
+            </w:r>
+            <w:r>
+              <w:rPr>
+                <w:noProof/>
+                <w:webHidden/>
+              </w:rPr>
+              <w:tab/>
+            </w:r>
+            <w:r>
+              <w:rPr>
+                <w:noProof/>
+                <w:webHidden/>
+              </w:rPr>
+              <w:fldChar w:fldCharType="begin"/>
+            </w:r>
+            <w:r>
+              <w:rPr>
+                <w:noProof/>
+                <w:webHidden/>
+              </w:rPr>
+              <w:instrText xml:space="preserve"> PAGEREF _Toc222411171 \h </w:instrText>
+            </w:r>
+            <w:r>
+              <w:rPr>
+                <w:noProof/>
+                <w:webHidden/>
+              </w:rPr>
+            </w:r>
+            <w:r>
+              <w:rPr>
+                <w:noProof/>
+                <w:webHidden/>
+              </w:rPr>
+              <w:fldChar w:fldCharType="separate"/>
+            </w:r>
+            <w:r>
+              <w:rPr>
+                <w:noProof/>
+                <w:webHidden/>
+              </w:rPr>
+              <w:t>8</w:t>
+            </w:r>
+            <w:r>
+              <w:rPr>
+                <w:noProof/>
+                <w:webHidden/>
+              </w:rPr>
+              <w:fldChar w:fldCharType="end"/>
+            </w:r>
+          </w:hyperlink>
+        </w:p>
+        <w:p>
+          <w:r>
+            <w:fldChar w:fldCharType="end"/>
+          </w:r>
+        </w:p>
+      </w:sdtContent>
+    </w:sdt>
+    <w:p>
+      <w:pPr>
+        <w:rPr>
+          <w:lang w:val="en-US"/>
+        </w:rPr>
+      </w:pPr>
+      <w:r>
+        <w:rPr>
+          <w:lang w:val="en-US"/>
+        </w:rPr>
+        <w:br w:type="page"/>
+      </w:r>
+    </w:p>
     <w:p>
       <w:pPr>
         <w:pStyle w:val="1"/>
@@ -10,13 +980,16 @@
           <w:lang w:eastAsia="ru-RU"/>
         </w:rPr>
       </w:pPr>
-      <w:r>
-        <w:rPr>
-          <w:noProof/>
-          <w:lang w:eastAsia="ru-RU"/>
-        </w:rPr>
+      <w:bookmarkStart w:id="0" w:name="_Toc222411164"/>
+      <w:r>
+        <w:rPr>
+          <w:noProof/>
+          <w:lang w:eastAsia="ru-RU"/>
+        </w:rPr>
+        <w:lastRenderedPageBreak/>
         <w:t>Задание 1</w:t>
       </w:r>
+      <w:bookmarkEnd w:id="0"/>
     </w:p>
     <w:p>
       <w:r>
@@ -42,7 +1015,7 @@
                     </pic:cNvPicPr>
                   </pic:nvPicPr>
                   <pic:blipFill>
-                    <a:blip r:embed="rId4" cstate="print"/>
+                    <a:blip r:embed="rId8" cstate="print"/>
                     <a:srcRect/>
                     <a:stretch>
                       <a:fillRect/>
@@ -95,7 +1068,7 @@
                     </pic:cNvPicPr>
                   </pic:nvPicPr>
                   <pic:blipFill>
-                    <a:blip r:embed="rId5" cstate="print"/>
+                    <a:blip r:embed="rId9" cstate="print"/>
                     <a:srcRect/>
                     <a:stretch>
                       <a:fillRect/>
@@ -148,7 +1121,7 @@
                     </pic:cNvPicPr>
                   </pic:nvPicPr>
                   <pic:blipFill>
-                    <a:blip r:embed="rId6" cstate="print"/>
+                    <a:blip r:embed="rId10" cstate="print"/>
                     <a:srcRect/>
                     <a:stretch>
                       <a:fillRect/>
@@ -201,7 +1174,7 @@
                     </pic:cNvPicPr>
                   </pic:nvPicPr>
                   <pic:blipFill>
-                    <a:blip r:embed="rId7" cstate="print"/>
+                    <a:blip r:embed="rId11" cstate="print"/>
                     <a:srcRect/>
                     <a:stretch>
                       <a:fillRect/>
@@ -254,7 +1227,7 @@
                     </pic:cNvPicPr>
                   </pic:nvPicPr>
                   <pic:blipFill>
-                    <a:blip r:embed="rId8" cstate="print"/>
+                    <a:blip r:embed="rId12" cstate="print"/>
                     <a:srcRect/>
                     <a:stretch>
                       <a:fillRect/>
@@ -308,7 +1281,7 @@
                     </pic:cNvPicPr>
                   </pic:nvPicPr>
                   <pic:blipFill>
-                    <a:blip r:embed="rId9" cstate="print"/>
+                    <a:blip r:embed="rId13" cstate="print"/>
                     <a:srcRect/>
                     <a:stretch>
                       <a:fillRect/>
@@ -361,7 +1334,7 @@
                     </pic:cNvPicPr>
                   </pic:nvPicPr>
                   <pic:blipFill>
-                    <a:blip r:embed="rId10" cstate="print"/>
+                    <a:blip r:embed="rId14" cstate="print"/>
                     <a:srcRect/>
                     <a:stretch>
                       <a:fillRect/>
@@ -419,7 +1392,7 @@
                     </pic:cNvPicPr>
                   </pic:nvPicPr>
                   <pic:blipFill>
-                    <a:blip r:embed="rId11" cstate="print"/>
+                    <a:blip r:embed="rId15" cstate="print"/>
                     <a:srcRect/>
                     <a:stretch>
                       <a:fillRect/>
@@ -477,7 +1450,7 @@
                     </pic:cNvPicPr>
                   </pic:nvPicPr>
                   <pic:blipFill>
-                    <a:blip r:embed="rId12" cstate="print"/>
+                    <a:blip r:embed="rId16" cstate="print"/>
                     <a:srcRect/>
                     <a:stretch>
                       <a:fillRect/>
@@ -535,7 +1508,7 @@
                     </pic:cNvPicPr>
                   </pic:nvPicPr>
                   <pic:blipFill>
-                    <a:blip r:embed="rId13" cstate="print"/>
+                    <a:blip r:embed="rId17" cstate="print"/>
                     <a:srcRect/>
                     <a:stretch>
                       <a:fillRect/>
@@ -593,7 +1566,7 @@
                     </pic:cNvPicPr>
                   </pic:nvPicPr>
                   <pic:blipFill>
-                    <a:blip r:embed="rId14" cstate="print"/>
+                    <a:blip r:embed="rId18" cstate="print"/>
                     <a:srcRect/>
                     <a:stretch>
                       <a:fillRect/>
@@ -630,6 +1603,7 @@
           <w:lang w:eastAsia="ru-RU"/>
         </w:rPr>
       </w:pPr>
+      <w:bookmarkStart w:id="1" w:name="_Toc222411165"/>
       <w:r>
         <w:rPr>
           <w:noProof/>
@@ -638,6 +1612,7 @@
         <w:lastRenderedPageBreak/>
         <w:t>Задание 2</w:t>
       </w:r>
+      <w:bookmarkEnd w:id="1"/>
     </w:p>
     <w:p>
       <w:pPr>
@@ -668,7 +1643,7 @@
                     </pic:cNvPicPr>
                   </pic:nvPicPr>
                   <pic:blipFill>
-                    <a:blip r:embed="rId15" cstate="print"/>
+                    <a:blip r:embed="rId19" cstate="print"/>
                     <a:srcRect/>
                     <a:stretch>
                       <a:fillRect/>
@@ -726,7 +1701,7 @@
                     </pic:cNvPicPr>
                   </pic:nvPicPr>
                   <pic:blipFill>
-                    <a:blip r:embed="rId16" cstate="print"/>
+                    <a:blip r:embed="rId20" cstate="print"/>
                     <a:srcRect/>
                     <a:stretch>
                       <a:fillRect/>
@@ -784,7 +1759,7 @@
                     </pic:cNvPicPr>
                   </pic:nvPicPr>
                   <pic:blipFill>
-                    <a:blip r:embed="rId17" cstate="print"/>
+                    <a:blip r:embed="rId21" cstate="print"/>
                     <a:srcRect/>
                     <a:stretch>
                       <a:fillRect/>
@@ -842,7 +1817,7 @@
                     </pic:cNvPicPr>
                   </pic:nvPicPr>
                   <pic:blipFill>
-                    <a:blip r:embed="rId18" cstate="print"/>
+                    <a:blip r:embed="rId22" cstate="print"/>
                     <a:srcRect/>
                     <a:stretch>
                       <a:fillRect/>
@@ -900,7 +1875,7 @@
                     </pic:cNvPicPr>
                   </pic:nvPicPr>
                   <pic:blipFill>
-                    <a:blip r:embed="rId19" cstate="print"/>
+                    <a:blip r:embed="rId23" cstate="print"/>
                     <a:srcRect/>
                     <a:stretch>
                       <a:fillRect/>
@@ -958,7 +1933,7 @@
                     </pic:cNvPicPr>
                   </pic:nvPicPr>
                   <pic:blipFill>
-                    <a:blip r:embed="rId20" cstate="print"/>
+                    <a:blip r:embed="rId24" cstate="print"/>
                     <a:srcRect/>
                     <a:stretch>
                       <a:fillRect/>
@@ -1016,7 +1991,7 @@
                     </pic:cNvPicPr>
                   </pic:nvPicPr>
                   <pic:blipFill>
-                    <a:blip r:embed="rId21" cstate="print"/>
+                    <a:blip r:embed="rId25" cstate="print"/>
                     <a:srcRect/>
                     <a:stretch>
                       <a:fillRect/>
@@ -1074,7 +2049,7 @@
                     </pic:cNvPicPr>
                   </pic:nvPicPr>
                   <pic:blipFill>
-                    <a:blip r:embed="rId22" cstate="print"/>
+                    <a:blip r:embed="rId26" cstate="print"/>
                     <a:srcRect/>
                     <a:stretch>
                       <a:fillRect/>
@@ -1111,6 +2086,7 @@
           <w:lang w:val="en-US" w:eastAsia="ru-RU"/>
         </w:rPr>
       </w:pPr>
+      <w:bookmarkStart w:id="2" w:name="_Toc222411166"/>
       <w:r>
         <w:rPr>
           <w:noProof/>
@@ -1118,6 +2094,7 @@
         </w:rPr>
         <w:t>Задание 3</w:t>
       </w:r>
+      <w:bookmarkEnd w:id="2"/>
     </w:p>
     <w:p>
       <w:pPr>
@@ -1148,7 +2125,7 @@
                     </pic:cNvPicPr>
                   </pic:nvPicPr>
                   <pic:blipFill>
-                    <a:blip r:embed="rId23" cstate="print"/>
+                    <a:blip r:embed="rId27" cstate="print"/>
                     <a:srcRect/>
                     <a:stretch>
                       <a:fillRect/>
@@ -1183,13 +2160,621 @@
           <w:lang w:val="en-US" w:eastAsia="ru-RU"/>
         </w:rPr>
       </w:pPr>
+      <w:r>
+        <w:rPr>
+          <w:noProof/>
+          <w:lang w:eastAsia="ru-RU"/>
+        </w:rPr>
+        <w:drawing>
+          <wp:inline distT="0" distB="0" distL="0" distR="0">
+            <wp:extent cx="4921885" cy="492760"/>
+            <wp:effectExtent l="19050" t="0" r="0" b="0"/>
+            <wp:docPr id="2" name="Рисунок 1"/>
+            <wp:cNvGraphicFramePr>
+              <a:graphicFrameLocks xmlns:a="http://schemas.openxmlformats.org/drawingml/2006/main" noChangeAspect="1"/>
+            </wp:cNvGraphicFramePr>
+            <a:graphic xmlns:a="http://schemas.openxmlformats.org/drawingml/2006/main">
+              <a:graphicData uri="http://schemas.openxmlformats.org/drawingml/2006/picture">
+                <pic:pic xmlns:pic="http://schemas.openxmlformats.org/drawingml/2006/picture">
+                  <pic:nvPicPr>
+                    <pic:cNvPr id="0" name="Picture 1"/>
+                    <pic:cNvPicPr>
+                      <a:picLocks noChangeAspect="1" noChangeArrowheads="1"/>
+                    </pic:cNvPicPr>
+                  </pic:nvPicPr>
+                  <pic:blipFill>
+                    <a:blip r:embed="rId28" cstate="print"/>
+                    <a:srcRect/>
+                    <a:stretch>
+                      <a:fillRect/>
+                    </a:stretch>
+                  </pic:blipFill>
+                  <pic:spPr bwMode="auto">
+                    <a:xfrm>
+                      <a:off x="0" y="0"/>
+                      <a:ext cx="4921885" cy="492760"/>
+                    </a:xfrm>
+                    <a:prstGeom prst="rect">
+                      <a:avLst/>
+                    </a:prstGeom>
+                    <a:noFill/>
+                    <a:ln w="9525">
+                      <a:noFill/>
+                      <a:miter lim="800000"/>
+                      <a:headEnd/>
+                      <a:tailEnd/>
+                    </a:ln>
+                  </pic:spPr>
+                </pic:pic>
+              </a:graphicData>
+            </a:graphic>
+          </wp:inline>
+        </w:drawing>
+      </w:r>
+    </w:p>
+    <w:p>
+      <w:pPr>
+        <w:rPr>
+          <w:lang w:val="en-US" w:eastAsia="ru-RU"/>
+        </w:rPr>
+      </w:pPr>
+      <w:r>
+        <w:rPr>
+          <w:noProof/>
+          <w:lang w:eastAsia="ru-RU"/>
+        </w:rPr>
+        <w:drawing>
+          <wp:inline distT="0" distB="0" distL="0" distR="0">
+            <wp:extent cx="4866005" cy="636270"/>
+            <wp:effectExtent l="19050" t="0" r="0" b="0"/>
+            <wp:docPr id="6" name="Рисунок 13"/>
+            <wp:cNvGraphicFramePr>
+              <a:graphicFrameLocks xmlns:a="http://schemas.openxmlformats.org/drawingml/2006/main" noChangeAspect="1"/>
+            </wp:cNvGraphicFramePr>
+            <a:graphic xmlns:a="http://schemas.openxmlformats.org/drawingml/2006/main">
+              <a:graphicData uri="http://schemas.openxmlformats.org/drawingml/2006/picture">
+                <pic:pic xmlns:pic="http://schemas.openxmlformats.org/drawingml/2006/picture">
+                  <pic:nvPicPr>
+                    <pic:cNvPr id="0" name="Picture 13"/>
+                    <pic:cNvPicPr>
+                      <a:picLocks noChangeAspect="1" noChangeArrowheads="1"/>
+                    </pic:cNvPicPr>
+                  </pic:nvPicPr>
+                  <pic:blipFill>
+                    <a:blip r:embed="rId29" cstate="print"/>
+                    <a:srcRect/>
+                    <a:stretch>
+                      <a:fillRect/>
+                    </a:stretch>
+                  </pic:blipFill>
+                  <pic:spPr bwMode="auto">
+                    <a:xfrm>
+                      <a:off x="0" y="0"/>
+                      <a:ext cx="4866005" cy="636270"/>
+                    </a:xfrm>
+                    <a:prstGeom prst="rect">
+                      <a:avLst/>
+                    </a:prstGeom>
+                    <a:noFill/>
+                    <a:ln w="9525">
+                      <a:noFill/>
+                      <a:miter lim="800000"/>
+                      <a:headEnd/>
+                      <a:tailEnd/>
+                    </a:ln>
+                  </pic:spPr>
+                </pic:pic>
+              </a:graphicData>
+            </a:graphic>
+          </wp:inline>
+        </w:drawing>
+      </w:r>
+    </w:p>
+    <w:p>
+      <w:pPr>
+        <w:rPr>
+          <w:lang w:val="en-US" w:eastAsia="ru-RU"/>
+        </w:rPr>
+      </w:pPr>
+      <w:r>
+        <w:rPr>
+          <w:noProof/>
+          <w:lang w:eastAsia="ru-RU"/>
+        </w:rPr>
+        <w:lastRenderedPageBreak/>
+        <w:drawing>
+          <wp:inline distT="0" distB="0" distL="0" distR="0">
+            <wp:extent cx="4580255" cy="954405"/>
+            <wp:effectExtent l="19050" t="0" r="0" b="0"/>
+            <wp:docPr id="5" name="Рисунок 10"/>
+            <wp:cNvGraphicFramePr>
+              <a:graphicFrameLocks xmlns:a="http://schemas.openxmlformats.org/drawingml/2006/main" noChangeAspect="1"/>
+            </wp:cNvGraphicFramePr>
+            <a:graphic xmlns:a="http://schemas.openxmlformats.org/drawingml/2006/main">
+              <a:graphicData uri="http://schemas.openxmlformats.org/drawingml/2006/picture">
+                <pic:pic xmlns:pic="http://schemas.openxmlformats.org/drawingml/2006/picture">
+                  <pic:nvPicPr>
+                    <pic:cNvPr id="0" name="Picture 10"/>
+                    <pic:cNvPicPr>
+                      <a:picLocks noChangeAspect="1" noChangeArrowheads="1"/>
+                    </pic:cNvPicPr>
+                  </pic:nvPicPr>
+                  <pic:blipFill>
+                    <a:blip r:embed="rId30" cstate="print"/>
+                    <a:srcRect/>
+                    <a:stretch>
+                      <a:fillRect/>
+                    </a:stretch>
+                  </pic:blipFill>
+                  <pic:spPr bwMode="auto">
+                    <a:xfrm>
+                      <a:off x="0" y="0"/>
+                      <a:ext cx="4580255" cy="954405"/>
+                    </a:xfrm>
+                    <a:prstGeom prst="rect">
+                      <a:avLst/>
+                    </a:prstGeom>
+                    <a:noFill/>
+                    <a:ln w="9525">
+                      <a:noFill/>
+                      <a:miter lim="800000"/>
+                      <a:headEnd/>
+                      <a:tailEnd/>
+                    </a:ln>
+                  </pic:spPr>
+                </pic:pic>
+              </a:graphicData>
+            </a:graphic>
+          </wp:inline>
+        </w:drawing>
+      </w:r>
+    </w:p>
+    <w:p>
+      <w:pPr>
+        <w:rPr>
+          <w:lang w:val="en-US" w:eastAsia="ru-RU"/>
+        </w:rPr>
+      </w:pPr>
+      <w:r>
+        <w:rPr>
+          <w:noProof/>
+          <w:lang w:eastAsia="ru-RU"/>
+        </w:rPr>
+        <w:drawing>
+          <wp:inline distT="0" distB="0" distL="0" distR="0">
+            <wp:extent cx="3514725" cy="437515"/>
+            <wp:effectExtent l="19050" t="0" r="9525" b="0"/>
+            <wp:docPr id="9" name="Рисунок 19"/>
+            <wp:cNvGraphicFramePr>
+              <a:graphicFrameLocks xmlns:a="http://schemas.openxmlformats.org/drawingml/2006/main" noChangeAspect="1"/>
+            </wp:cNvGraphicFramePr>
+            <a:graphic xmlns:a="http://schemas.openxmlformats.org/drawingml/2006/main">
+              <a:graphicData uri="http://schemas.openxmlformats.org/drawingml/2006/picture">
+                <pic:pic xmlns:pic="http://schemas.openxmlformats.org/drawingml/2006/picture">
+                  <pic:nvPicPr>
+                    <pic:cNvPr id="0" name="Picture 19"/>
+                    <pic:cNvPicPr>
+                      <a:picLocks noChangeAspect="1" noChangeArrowheads="1"/>
+                    </pic:cNvPicPr>
+                  </pic:nvPicPr>
+                  <pic:blipFill>
+                    <a:blip r:embed="rId31" cstate="print"/>
+                    <a:srcRect/>
+                    <a:stretch>
+                      <a:fillRect/>
+                    </a:stretch>
+                  </pic:blipFill>
+                  <pic:spPr bwMode="auto">
+                    <a:xfrm>
+                      <a:off x="0" y="0"/>
+                      <a:ext cx="3514725" cy="437515"/>
+                    </a:xfrm>
+                    <a:prstGeom prst="rect">
+                      <a:avLst/>
+                    </a:prstGeom>
+                    <a:noFill/>
+                    <a:ln w="9525">
+                      <a:noFill/>
+                      <a:miter lim="800000"/>
+                      <a:headEnd/>
+                      <a:tailEnd/>
+                    </a:ln>
+                  </pic:spPr>
+                </pic:pic>
+              </a:graphicData>
+            </a:graphic>
+          </wp:inline>
+        </w:drawing>
+      </w:r>
+    </w:p>
+    <w:p>
+      <w:pPr>
+        <w:rPr>
+          <w:lang w:val="en-US" w:eastAsia="ru-RU"/>
+        </w:rPr>
+      </w:pPr>
+      <w:r>
+        <w:rPr>
+          <w:noProof/>
+          <w:lang w:eastAsia="ru-RU"/>
+        </w:rPr>
+        <w:drawing>
+          <wp:inline distT="0" distB="0" distL="0" distR="0">
+            <wp:extent cx="2870200" cy="469265"/>
+            <wp:effectExtent l="19050" t="0" r="6350" b="0"/>
+            <wp:docPr id="8" name="Рисунок 16"/>
+            <wp:cNvGraphicFramePr>
+              <a:graphicFrameLocks xmlns:a="http://schemas.openxmlformats.org/drawingml/2006/main" noChangeAspect="1"/>
+            </wp:cNvGraphicFramePr>
+            <a:graphic xmlns:a="http://schemas.openxmlformats.org/drawingml/2006/main">
+              <a:graphicData uri="http://schemas.openxmlformats.org/drawingml/2006/picture">
+                <pic:pic xmlns:pic="http://schemas.openxmlformats.org/drawingml/2006/picture">
+                  <pic:nvPicPr>
+                    <pic:cNvPr id="0" name="Picture 16"/>
+                    <pic:cNvPicPr>
+                      <a:picLocks noChangeAspect="1" noChangeArrowheads="1"/>
+                    </pic:cNvPicPr>
+                  </pic:nvPicPr>
+                  <pic:blipFill>
+                    <a:blip r:embed="rId32" cstate="print"/>
+                    <a:srcRect/>
+                    <a:stretch>
+                      <a:fillRect/>
+                    </a:stretch>
+                  </pic:blipFill>
+                  <pic:spPr bwMode="auto">
+                    <a:xfrm>
+                      <a:off x="0" y="0"/>
+                      <a:ext cx="2870200" cy="469265"/>
+                    </a:xfrm>
+                    <a:prstGeom prst="rect">
+                      <a:avLst/>
+                    </a:prstGeom>
+                    <a:noFill/>
+                    <a:ln w="9525">
+                      <a:noFill/>
+                      <a:miter lim="800000"/>
+                      <a:headEnd/>
+                      <a:tailEnd/>
+                    </a:ln>
+                  </pic:spPr>
+                </pic:pic>
+              </a:graphicData>
+            </a:graphic>
+          </wp:inline>
+        </w:drawing>
+      </w:r>
     </w:p>
     <w:p>
       <w:pPr>
         <w:pStyle w:val="1"/>
         <w:rPr>
           <w:noProof/>
-          <w:lang w:eastAsia="ru-RU"/>
+          <w:lang w:val="en-US" w:eastAsia="ru-RU"/>
+        </w:rPr>
+      </w:pPr>
+      <w:bookmarkStart w:id="3" w:name="_Toc222411167"/>
+      <w:r>
+        <w:rPr>
+          <w:noProof/>
+          <w:lang w:eastAsia="ru-RU"/>
+        </w:rPr>
+        <w:t>Задание 4</w:t>
+      </w:r>
+      <w:bookmarkEnd w:id="3"/>
+    </w:p>
+    <w:p>
+      <w:pPr>
+        <w:rPr>
+          <w:lang w:val="en-US" w:eastAsia="ru-RU"/>
+        </w:rPr>
+      </w:pPr>
+      <w:r>
+        <w:rPr>
+          <w:noProof/>
+          <w:lang w:eastAsia="ru-RU"/>
+        </w:rPr>
+        <w:drawing>
+          <wp:inline distT="0" distB="0" distL="0" distR="0">
+            <wp:extent cx="3808730" cy="723265"/>
+            <wp:effectExtent l="19050" t="0" r="1270" b="0"/>
+            <wp:docPr id="11" name="Рисунок 22"/>
+            <wp:cNvGraphicFramePr>
+              <a:graphicFrameLocks xmlns:a="http://schemas.openxmlformats.org/drawingml/2006/main" noChangeAspect="1"/>
+            </wp:cNvGraphicFramePr>
+            <a:graphic xmlns:a="http://schemas.openxmlformats.org/drawingml/2006/main">
+              <a:graphicData uri="http://schemas.openxmlformats.org/drawingml/2006/picture">
+                <pic:pic xmlns:pic="http://schemas.openxmlformats.org/drawingml/2006/picture">
+                  <pic:nvPicPr>
+                    <pic:cNvPr id="0" name="Picture 22"/>
+                    <pic:cNvPicPr>
+                      <a:picLocks noChangeAspect="1" noChangeArrowheads="1"/>
+                    </pic:cNvPicPr>
+                  </pic:nvPicPr>
+                  <pic:blipFill>
+                    <a:blip r:embed="rId33" cstate="print"/>
+                    <a:srcRect/>
+                    <a:stretch>
+                      <a:fillRect/>
+                    </a:stretch>
+                  </pic:blipFill>
+                  <pic:spPr bwMode="auto">
+                    <a:xfrm>
+                      <a:off x="0" y="0"/>
+                      <a:ext cx="3808730" cy="723265"/>
+                    </a:xfrm>
+                    <a:prstGeom prst="rect">
+                      <a:avLst/>
+                    </a:prstGeom>
+                    <a:noFill/>
+                    <a:ln w="9525">
+                      <a:noFill/>
+                      <a:miter lim="800000"/>
+                      <a:headEnd/>
+                      <a:tailEnd/>
+                    </a:ln>
+                  </pic:spPr>
+                </pic:pic>
+              </a:graphicData>
+            </a:graphic>
+          </wp:inline>
+        </w:drawing>
+      </w:r>
+    </w:p>
+    <w:p>
+      <w:pPr>
+        <w:rPr>
+          <w:lang w:val="en-US" w:eastAsia="ru-RU"/>
+        </w:rPr>
+      </w:pPr>
+      <w:r>
+        <w:rPr>
+          <w:noProof/>
+          <w:lang w:eastAsia="ru-RU"/>
+        </w:rPr>
+        <w:drawing>
+          <wp:inline distT="0" distB="0" distL="0" distR="0">
+            <wp:extent cx="4070985" cy="1383665"/>
+            <wp:effectExtent l="19050" t="0" r="5715" b="0"/>
+            <wp:docPr id="12" name="Рисунок 25"/>
+            <wp:cNvGraphicFramePr>
+              <a:graphicFrameLocks xmlns:a="http://schemas.openxmlformats.org/drawingml/2006/main" noChangeAspect="1"/>
+            </wp:cNvGraphicFramePr>
+            <a:graphic xmlns:a="http://schemas.openxmlformats.org/drawingml/2006/main">
+              <a:graphicData uri="http://schemas.openxmlformats.org/drawingml/2006/picture">
+                <pic:pic xmlns:pic="http://schemas.openxmlformats.org/drawingml/2006/picture">
+                  <pic:nvPicPr>
+                    <pic:cNvPr id="0" name="Picture 25"/>
+                    <pic:cNvPicPr>
+                      <a:picLocks noChangeAspect="1" noChangeArrowheads="1"/>
+                    </pic:cNvPicPr>
+                  </pic:nvPicPr>
+                  <pic:blipFill>
+                    <a:blip r:embed="rId34" cstate="print"/>
+                    <a:srcRect/>
+                    <a:stretch>
+                      <a:fillRect/>
+                    </a:stretch>
+                  </pic:blipFill>
+                  <pic:spPr bwMode="auto">
+                    <a:xfrm>
+                      <a:off x="0" y="0"/>
+                      <a:ext cx="4070985" cy="1383665"/>
+                    </a:xfrm>
+                    <a:prstGeom prst="rect">
+                      <a:avLst/>
+                    </a:prstGeom>
+                    <a:noFill/>
+                    <a:ln w="9525">
+                      <a:noFill/>
+                      <a:miter lim="800000"/>
+                      <a:headEnd/>
+                      <a:tailEnd/>
+                    </a:ln>
+                  </pic:spPr>
+                </pic:pic>
+              </a:graphicData>
+            </a:graphic>
+          </wp:inline>
+        </w:drawing>
+      </w:r>
+    </w:p>
+    <w:p>
+      <w:pPr>
+        <w:rPr>
+          <w:lang w:val="en-US" w:eastAsia="ru-RU"/>
+        </w:rPr>
+      </w:pPr>
+      <w:r>
+        <w:rPr>
+          <w:noProof/>
+          <w:lang w:eastAsia="ru-RU"/>
+        </w:rPr>
+        <w:drawing>
+          <wp:inline distT="0" distB="0" distL="0" distR="0">
+            <wp:extent cx="4349115" cy="1494790"/>
+            <wp:effectExtent l="19050" t="0" r="0" b="0"/>
+            <wp:docPr id="14" name="Рисунок 28"/>
+            <wp:cNvGraphicFramePr>
+              <a:graphicFrameLocks xmlns:a="http://schemas.openxmlformats.org/drawingml/2006/main" noChangeAspect="1"/>
+            </wp:cNvGraphicFramePr>
+            <a:graphic xmlns:a="http://schemas.openxmlformats.org/drawingml/2006/main">
+              <a:graphicData uri="http://schemas.openxmlformats.org/drawingml/2006/picture">
+                <pic:pic xmlns:pic="http://schemas.openxmlformats.org/drawingml/2006/picture">
+                  <pic:nvPicPr>
+                    <pic:cNvPr id="0" name="Picture 28"/>
+                    <pic:cNvPicPr>
+                      <a:picLocks noChangeAspect="1" noChangeArrowheads="1"/>
+                    </pic:cNvPicPr>
+                  </pic:nvPicPr>
+                  <pic:blipFill>
+                    <a:blip r:embed="rId35" cstate="print"/>
+                    <a:srcRect/>
+                    <a:stretch>
+                      <a:fillRect/>
+                    </a:stretch>
+                  </pic:blipFill>
+                  <pic:spPr bwMode="auto">
+                    <a:xfrm>
+                      <a:off x="0" y="0"/>
+                      <a:ext cx="4349115" cy="1494790"/>
+                    </a:xfrm>
+                    <a:prstGeom prst="rect">
+                      <a:avLst/>
+                    </a:prstGeom>
+                    <a:noFill/>
+                    <a:ln w="9525">
+                      <a:noFill/>
+                      <a:miter lim="800000"/>
+                      <a:headEnd/>
+                      <a:tailEnd/>
+                    </a:ln>
+                  </pic:spPr>
+                </pic:pic>
+              </a:graphicData>
+            </a:graphic>
+          </wp:inline>
+        </w:drawing>
+      </w:r>
+    </w:p>
+    <w:p>
+      <w:pPr>
+        <w:rPr>
+          <w:lang w:val="en-US" w:eastAsia="ru-RU"/>
+        </w:rPr>
+      </w:pPr>
+      <w:r>
+        <w:rPr>
+          <w:noProof/>
+          <w:lang w:eastAsia="ru-RU"/>
+        </w:rPr>
+        <w:drawing>
+          <wp:inline distT="0" distB="0" distL="0" distR="0">
+            <wp:extent cx="4580255" cy="739775"/>
+            <wp:effectExtent l="19050" t="0" r="0" b="0"/>
+            <wp:docPr id="15" name="Рисунок 31"/>
+            <wp:cNvGraphicFramePr>
+              <a:graphicFrameLocks xmlns:a="http://schemas.openxmlformats.org/drawingml/2006/main" noChangeAspect="1"/>
+            </wp:cNvGraphicFramePr>
+            <a:graphic xmlns:a="http://schemas.openxmlformats.org/drawingml/2006/main">
+              <a:graphicData uri="http://schemas.openxmlformats.org/drawingml/2006/picture">
+                <pic:pic xmlns:pic="http://schemas.openxmlformats.org/drawingml/2006/picture">
+                  <pic:nvPicPr>
+                    <pic:cNvPr id="0" name="Picture 31"/>
+                    <pic:cNvPicPr>
+                      <a:picLocks noChangeAspect="1" noChangeArrowheads="1"/>
+                    </pic:cNvPicPr>
+                  </pic:nvPicPr>
+                  <pic:blipFill>
+                    <a:blip r:embed="rId36" cstate="print"/>
+                    <a:srcRect/>
+                    <a:stretch>
+                      <a:fillRect/>
+                    </a:stretch>
+                  </pic:blipFill>
+                  <pic:spPr bwMode="auto">
+                    <a:xfrm>
+                      <a:off x="0" y="0"/>
+                      <a:ext cx="4580255" cy="739775"/>
+                    </a:xfrm>
+                    <a:prstGeom prst="rect">
+                      <a:avLst/>
+                    </a:prstGeom>
+                    <a:noFill/>
+                    <a:ln w="9525">
+                      <a:noFill/>
+                      <a:miter lim="800000"/>
+                      <a:headEnd/>
+                      <a:tailEnd/>
+                    </a:ln>
+                  </pic:spPr>
+                </pic:pic>
+              </a:graphicData>
+            </a:graphic>
+          </wp:inline>
+        </w:drawing>
+      </w:r>
+    </w:p>
+    <w:p>
+      <w:pPr>
+        <w:pStyle w:val="1"/>
+        <w:rPr>
+          <w:noProof/>
+          <w:lang w:val="en-US" w:eastAsia="ru-RU"/>
+        </w:rPr>
+      </w:pPr>
+      <w:bookmarkStart w:id="4" w:name="_Toc222411168"/>
+      <w:r>
+        <w:rPr>
+          <w:noProof/>
+          <w:lang w:eastAsia="ru-RU"/>
+        </w:rPr>
+        <w:t>Задание 5</w:t>
+      </w:r>
+      <w:bookmarkEnd w:id="4"/>
+    </w:p>
+    <w:p>
+      <w:pPr>
+        <w:rPr>
+          <w:lang w:val="en-US" w:eastAsia="ru-RU"/>
+        </w:rPr>
+      </w:pPr>
+      <w:r>
+        <w:rPr>
+          <w:noProof/>
+          <w:lang w:eastAsia="ru-RU"/>
+        </w:rPr>
+        <w:drawing>
+          <wp:inline distT="0" distB="0" distL="0" distR="0">
+            <wp:extent cx="3466465" cy="596265"/>
+            <wp:effectExtent l="19050" t="0" r="635" b="0"/>
+            <wp:docPr id="17" name="Рисунок 34"/>
+            <wp:cNvGraphicFramePr>
+              <a:graphicFrameLocks xmlns:a="http://schemas.openxmlformats.org/drawingml/2006/main" noChangeAspect="1"/>
+            </wp:cNvGraphicFramePr>
+            <a:graphic xmlns:a="http://schemas.openxmlformats.org/drawingml/2006/main">
+              <a:graphicData uri="http://schemas.openxmlformats.org/drawingml/2006/picture">
+                <pic:pic xmlns:pic="http://schemas.openxmlformats.org/drawingml/2006/picture">
+                  <pic:nvPicPr>
+                    <pic:cNvPr id="0" name="Picture 34"/>
+                    <pic:cNvPicPr>
+                      <a:picLocks noChangeAspect="1" noChangeArrowheads="1"/>
+                    </pic:cNvPicPr>
+                  </pic:nvPicPr>
+                  <pic:blipFill>
+                    <a:blip r:embed="rId37" cstate="print"/>
+                    <a:srcRect/>
+                    <a:stretch>
+                      <a:fillRect/>
+                    </a:stretch>
+                  </pic:blipFill>
+                  <pic:spPr bwMode="auto">
+                    <a:xfrm>
+                      <a:off x="0" y="0"/>
+                      <a:ext cx="3466465" cy="596265"/>
+                    </a:xfrm>
+                    <a:prstGeom prst="rect">
+                      <a:avLst/>
+                    </a:prstGeom>
+                    <a:noFill/>
+                    <a:ln w="9525">
+                      <a:noFill/>
+                      <a:miter lim="800000"/>
+                      <a:headEnd/>
+                      <a:tailEnd/>
+                    </a:ln>
+                  </pic:spPr>
+                </pic:pic>
+              </a:graphicData>
+            </a:graphic>
+          </wp:inline>
+        </w:drawing>
+      </w:r>
+    </w:p>
+    <w:p>
+      <w:pPr>
+        <w:rPr>
+          <w:lang w:val="en-US" w:eastAsia="ru-RU"/>
         </w:rPr>
       </w:pPr>
       <w:r>
@@ -1198,7 +2783,109 @@
           <w:lang w:eastAsia="ru-RU"/>
         </w:rPr>
         <w:lastRenderedPageBreak/>
-        <w:t>Задание 4</w:t>
+        <w:drawing>
+          <wp:inline distT="0" distB="0" distL="0" distR="0">
+            <wp:extent cx="3888105" cy="898525"/>
+            <wp:effectExtent l="19050" t="0" r="0" b="0"/>
+            <wp:docPr id="18" name="Рисунок 37"/>
+            <wp:cNvGraphicFramePr>
+              <a:graphicFrameLocks xmlns:a="http://schemas.openxmlformats.org/drawingml/2006/main" noChangeAspect="1"/>
+            </wp:cNvGraphicFramePr>
+            <a:graphic xmlns:a="http://schemas.openxmlformats.org/drawingml/2006/main">
+              <a:graphicData uri="http://schemas.openxmlformats.org/drawingml/2006/picture">
+                <pic:pic xmlns:pic="http://schemas.openxmlformats.org/drawingml/2006/picture">
+                  <pic:nvPicPr>
+                    <pic:cNvPr id="0" name="Picture 37"/>
+                    <pic:cNvPicPr>
+                      <a:picLocks noChangeAspect="1" noChangeArrowheads="1"/>
+                    </pic:cNvPicPr>
+                  </pic:nvPicPr>
+                  <pic:blipFill>
+                    <a:blip r:embed="rId38" cstate="print"/>
+                    <a:srcRect/>
+                    <a:stretch>
+                      <a:fillRect/>
+                    </a:stretch>
+                  </pic:blipFill>
+                  <pic:spPr bwMode="auto">
+                    <a:xfrm>
+                      <a:off x="0" y="0"/>
+                      <a:ext cx="3888105" cy="898525"/>
+                    </a:xfrm>
+                    <a:prstGeom prst="rect">
+                      <a:avLst/>
+                    </a:prstGeom>
+                    <a:noFill/>
+                    <a:ln w="9525">
+                      <a:noFill/>
+                      <a:miter lim="800000"/>
+                      <a:headEnd/>
+                      <a:tailEnd/>
+                    </a:ln>
+                  </pic:spPr>
+                </pic:pic>
+              </a:graphicData>
+            </a:graphic>
+          </wp:inline>
+        </w:drawing>
+      </w:r>
+    </w:p>
+    <w:p>
+      <w:pPr>
+        <w:rPr>
+          <w:lang w:val="en-US" w:eastAsia="ru-RU"/>
+        </w:rPr>
+      </w:pPr>
+      <w:r>
+        <w:rPr>
+          <w:noProof/>
+          <w:lang w:eastAsia="ru-RU"/>
+        </w:rPr>
+        <w:drawing>
+          <wp:inline distT="0" distB="0" distL="0" distR="0">
+            <wp:extent cx="4723130" cy="771525"/>
+            <wp:effectExtent l="19050" t="0" r="1270" b="0"/>
+            <wp:docPr id="20" name="Рисунок 40"/>
+            <wp:cNvGraphicFramePr>
+              <a:graphicFrameLocks xmlns:a="http://schemas.openxmlformats.org/drawingml/2006/main" noChangeAspect="1"/>
+            </wp:cNvGraphicFramePr>
+            <a:graphic xmlns:a="http://schemas.openxmlformats.org/drawingml/2006/main">
+              <a:graphicData uri="http://schemas.openxmlformats.org/drawingml/2006/picture">
+                <pic:pic xmlns:pic="http://schemas.openxmlformats.org/drawingml/2006/picture">
+                  <pic:nvPicPr>
+                    <pic:cNvPr id="0" name="Picture 40"/>
+                    <pic:cNvPicPr>
+                      <a:picLocks noChangeAspect="1" noChangeArrowheads="1"/>
+                    </pic:cNvPicPr>
+                  </pic:nvPicPr>
+                  <pic:blipFill>
+                    <a:blip r:embed="rId39" cstate="print"/>
+                    <a:srcRect/>
+                    <a:stretch>
+                      <a:fillRect/>
+                    </a:stretch>
+                  </pic:blipFill>
+                  <pic:spPr bwMode="auto">
+                    <a:xfrm>
+                      <a:off x="0" y="0"/>
+                      <a:ext cx="4723130" cy="771525"/>
+                    </a:xfrm>
+                    <a:prstGeom prst="rect">
+                      <a:avLst/>
+                    </a:prstGeom>
+                    <a:noFill/>
+                    <a:ln w="9525">
+                      <a:noFill/>
+                      <a:miter lim="800000"/>
+                      <a:headEnd/>
+                      <a:tailEnd/>
+                    </a:ln>
+                  </pic:spPr>
+                </pic:pic>
+              </a:graphicData>
+            </a:graphic>
+          </wp:inline>
+        </w:drawing>
       </w:r>
     </w:p>
     <w:p>
@@ -1206,15 +2893,140 @@
         <w:pStyle w:val="1"/>
         <w:rPr>
           <w:noProof/>
-          <w:lang w:eastAsia="ru-RU"/>
-        </w:rPr>
-      </w:pPr>
-      <w:r>
-        <w:rPr>
-          <w:noProof/>
-          <w:lang w:eastAsia="ru-RU"/>
-        </w:rPr>
-        <w:t>Задание 5</w:t>
+          <w:lang w:val="en-US" w:eastAsia="ru-RU"/>
+        </w:rPr>
+      </w:pPr>
+      <w:bookmarkStart w:id="5" w:name="_Toc222411169"/>
+      <w:r>
+        <w:rPr>
+          <w:noProof/>
+          <w:lang w:eastAsia="ru-RU"/>
+        </w:rPr>
+        <w:t xml:space="preserve">Задание </w:t>
+      </w:r>
+      <w:r>
+        <w:rPr>
+          <w:noProof/>
+          <w:lang w:val="en-US" w:eastAsia="ru-RU"/>
+        </w:rPr>
+        <w:t>6</w:t>
+      </w:r>
+      <w:bookmarkEnd w:id="5"/>
+    </w:p>
+    <w:p>
+      <w:pPr>
+        <w:rPr>
+          <w:lang w:val="en-US" w:eastAsia="ru-RU"/>
+        </w:rPr>
+      </w:pPr>
+      <w:r>
+        <w:rPr>
+          <w:noProof/>
+          <w:lang w:eastAsia="ru-RU"/>
+        </w:rPr>
+        <w:drawing>
+          <wp:inline distT="0" distB="0" distL="0" distR="0">
+            <wp:extent cx="4206240" cy="580390"/>
+            <wp:effectExtent l="19050" t="0" r="3810" b="0"/>
+            <wp:docPr id="21" name="Рисунок 43"/>
+            <wp:cNvGraphicFramePr>
+              <a:graphicFrameLocks xmlns:a="http://schemas.openxmlformats.org/drawingml/2006/main" noChangeAspect="1"/>
+            </wp:cNvGraphicFramePr>
+            <a:graphic xmlns:a="http://schemas.openxmlformats.org/drawingml/2006/main">
+              <a:graphicData uri="http://schemas.openxmlformats.org/drawingml/2006/picture">
+                <pic:pic xmlns:pic="http://schemas.openxmlformats.org/drawingml/2006/picture">
+                  <pic:nvPicPr>
+                    <pic:cNvPr id="0" name="Picture 43"/>
+                    <pic:cNvPicPr>
+                      <a:picLocks noChangeAspect="1" noChangeArrowheads="1"/>
+                    </pic:cNvPicPr>
+                  </pic:nvPicPr>
+                  <pic:blipFill>
+                    <a:blip r:embed="rId40" cstate="print"/>
+                    <a:srcRect/>
+                    <a:stretch>
+                      <a:fillRect/>
+                    </a:stretch>
+                  </pic:blipFill>
+                  <pic:spPr bwMode="auto">
+                    <a:xfrm>
+                      <a:off x="0" y="0"/>
+                      <a:ext cx="4206240" cy="580390"/>
+                    </a:xfrm>
+                    <a:prstGeom prst="rect">
+                      <a:avLst/>
+                    </a:prstGeom>
+                    <a:noFill/>
+                    <a:ln w="9525">
+                      <a:noFill/>
+                      <a:miter lim="800000"/>
+                      <a:headEnd/>
+                      <a:tailEnd/>
+                    </a:ln>
+                  </pic:spPr>
+                </pic:pic>
+              </a:graphicData>
+            </a:graphic>
+          </wp:inline>
+        </w:drawing>
+      </w:r>
+    </w:p>
+    <w:p>
+      <w:pPr>
+        <w:rPr>
+          <w:lang w:val="en-US" w:eastAsia="ru-RU"/>
+        </w:rPr>
+      </w:pPr>
+      <w:r>
+        <w:rPr>
+          <w:noProof/>
+          <w:lang w:eastAsia="ru-RU"/>
+        </w:rPr>
+        <w:drawing>
+          <wp:inline distT="0" distB="0" distL="0" distR="0">
+            <wp:extent cx="3808730" cy="580390"/>
+            <wp:effectExtent l="19050" t="0" r="1270" b="0"/>
+            <wp:docPr id="23" name="Рисунок 46"/>
+            <wp:cNvGraphicFramePr>
+              <a:graphicFrameLocks xmlns:a="http://schemas.openxmlformats.org/drawingml/2006/main" noChangeAspect="1"/>
+            </wp:cNvGraphicFramePr>
+            <a:graphic xmlns:a="http://schemas.openxmlformats.org/drawingml/2006/main">
+              <a:graphicData uri="http://schemas.openxmlformats.org/drawingml/2006/picture">
+                <pic:pic xmlns:pic="http://schemas.openxmlformats.org/drawingml/2006/picture">
+                  <pic:nvPicPr>
+                    <pic:cNvPr id="0" name="Picture 46"/>
+                    <pic:cNvPicPr>
+                      <a:picLocks noChangeAspect="1" noChangeArrowheads="1"/>
+                    </pic:cNvPicPr>
+                  </pic:nvPicPr>
+                  <pic:blipFill>
+                    <a:blip r:embed="rId41" cstate="print"/>
+                    <a:srcRect/>
+                    <a:stretch>
+                      <a:fillRect/>
+                    </a:stretch>
+                  </pic:blipFill>
+                  <pic:spPr bwMode="auto">
+                    <a:xfrm>
+                      <a:off x="0" y="0"/>
+                      <a:ext cx="3808730" cy="580390"/>
+                    </a:xfrm>
+                    <a:prstGeom prst="rect">
+                      <a:avLst/>
+                    </a:prstGeom>
+                    <a:noFill/>
+                    <a:ln w="9525">
+                      <a:noFill/>
+                      <a:miter lim="800000"/>
+                      <a:headEnd/>
+                      <a:tailEnd/>
+                    </a:ln>
+                  </pic:spPr>
+                </pic:pic>
+              </a:graphicData>
+            </a:graphic>
+          </wp:inline>
+        </w:drawing>
       </w:r>
     </w:p>
     <w:p>
@@ -1222,32 +3034,524 @@
         <w:pStyle w:val="1"/>
         <w:rPr>
           <w:noProof/>
-          <w:lang w:eastAsia="ru-RU"/>
-        </w:rPr>
-      </w:pPr>
-      <w:r>
-        <w:rPr>
-          <w:noProof/>
-          <w:lang w:eastAsia="ru-RU"/>
-        </w:rPr>
-        <w:t>Задание 1</w:t>
-      </w:r>
+          <w:lang w:val="en-US" w:eastAsia="ru-RU"/>
+        </w:rPr>
+      </w:pPr>
+      <w:bookmarkStart w:id="6" w:name="_Toc222411170"/>
+      <w:r>
+        <w:rPr>
+          <w:noProof/>
+          <w:lang w:eastAsia="ru-RU"/>
+        </w:rPr>
+        <w:t xml:space="preserve">Задание </w:t>
+      </w:r>
+      <w:r>
+        <w:rPr>
+          <w:noProof/>
+          <w:lang w:val="en-US" w:eastAsia="ru-RU"/>
+        </w:rPr>
+        <w:t>7</w:t>
+      </w:r>
+      <w:bookmarkEnd w:id="6"/>
     </w:p>
     <w:p>
       <w:pPr>
         <w:pStyle w:val="1"/>
         <w:rPr>
           <w:noProof/>
-          <w:lang w:eastAsia="ru-RU"/>
-        </w:rPr>
-      </w:pPr>
-      <w:r>
-        <w:rPr>
-          <w:noProof/>
-          <w:lang w:eastAsia="ru-RU"/>
-        </w:rPr>
-        <w:t>Задание 1</w:t>
-      </w:r>
+          <w:lang w:val="en-US" w:eastAsia="ru-RU"/>
+        </w:rPr>
+      </w:pPr>
+      <w:r>
+        <w:rPr>
+          <w:noProof/>
+          <w:lang w:eastAsia="ru-RU"/>
+        </w:rPr>
+        <w:drawing>
+          <wp:inline distT="0" distB="0" distL="0" distR="0">
+            <wp:extent cx="5725160" cy="755650"/>
+            <wp:effectExtent l="19050" t="0" r="8890" b="0"/>
+            <wp:docPr id="30" name="Рисунок 49"/>
+            <wp:cNvGraphicFramePr>
+              <a:graphicFrameLocks xmlns:a="http://schemas.openxmlformats.org/drawingml/2006/main" noChangeAspect="1"/>
+            </wp:cNvGraphicFramePr>
+            <a:graphic xmlns:a="http://schemas.openxmlformats.org/drawingml/2006/main">
+              <a:graphicData uri="http://schemas.openxmlformats.org/drawingml/2006/picture">
+                <pic:pic xmlns:pic="http://schemas.openxmlformats.org/drawingml/2006/picture">
+                  <pic:nvPicPr>
+                    <pic:cNvPr id="0" name="Picture 49"/>
+                    <pic:cNvPicPr>
+                      <a:picLocks noChangeAspect="1" noChangeArrowheads="1"/>
+                    </pic:cNvPicPr>
+                  </pic:nvPicPr>
+                  <pic:blipFill>
+                    <a:blip r:embed="rId42" cstate="print"/>
+                    <a:srcRect/>
+                    <a:stretch>
+                      <a:fillRect/>
+                    </a:stretch>
+                  </pic:blipFill>
+                  <pic:spPr bwMode="auto">
+                    <a:xfrm>
+                      <a:off x="0" y="0"/>
+                      <a:ext cx="5725160" cy="755650"/>
+                    </a:xfrm>
+                    <a:prstGeom prst="rect">
+                      <a:avLst/>
+                    </a:prstGeom>
+                    <a:noFill/>
+                    <a:ln w="9525">
+                      <a:noFill/>
+                      <a:miter lim="800000"/>
+                      <a:headEnd/>
+                      <a:tailEnd/>
+                    </a:ln>
+                  </pic:spPr>
+                </pic:pic>
+              </a:graphicData>
+            </a:graphic>
+          </wp:inline>
+        </w:drawing>
+      </w:r>
+    </w:p>
+    <w:p>
+      <w:pPr>
+        <w:rPr>
+          <w:lang w:val="en-US" w:eastAsia="ru-RU"/>
+        </w:rPr>
+      </w:pPr>
+      <w:r>
+        <w:rPr>
+          <w:noProof/>
+          <w:lang w:eastAsia="ru-RU"/>
+        </w:rPr>
+        <w:drawing>
+          <wp:inline distT="0" distB="0" distL="0" distR="0">
+            <wp:extent cx="3832225" cy="270510"/>
+            <wp:effectExtent l="19050" t="0" r="0" b="0"/>
+            <wp:docPr id="29" name="Рисунок 55"/>
+            <wp:cNvGraphicFramePr>
+              <a:graphicFrameLocks xmlns:a="http://schemas.openxmlformats.org/drawingml/2006/main" noChangeAspect="1"/>
+            </wp:cNvGraphicFramePr>
+            <a:graphic xmlns:a="http://schemas.openxmlformats.org/drawingml/2006/main">
+              <a:graphicData uri="http://schemas.openxmlformats.org/drawingml/2006/picture">
+                <pic:pic xmlns:pic="http://schemas.openxmlformats.org/drawingml/2006/picture">
+                  <pic:nvPicPr>
+                    <pic:cNvPr id="0" name="Picture 55"/>
+                    <pic:cNvPicPr>
+                      <a:picLocks noChangeAspect="1" noChangeArrowheads="1"/>
+                    </pic:cNvPicPr>
+                  </pic:nvPicPr>
+                  <pic:blipFill>
+                    <a:blip r:embed="rId43" cstate="print"/>
+                    <a:srcRect/>
+                    <a:stretch>
+                      <a:fillRect/>
+                    </a:stretch>
+                  </pic:blipFill>
+                  <pic:spPr bwMode="auto">
+                    <a:xfrm>
+                      <a:off x="0" y="0"/>
+                      <a:ext cx="3832225" cy="270510"/>
+                    </a:xfrm>
+                    <a:prstGeom prst="rect">
+                      <a:avLst/>
+                    </a:prstGeom>
+                    <a:noFill/>
+                    <a:ln w="9525">
+                      <a:noFill/>
+                      <a:miter lim="800000"/>
+                      <a:headEnd/>
+                      <a:tailEnd/>
+                    </a:ln>
+                  </pic:spPr>
+                </pic:pic>
+              </a:graphicData>
+            </a:graphic>
+          </wp:inline>
+        </w:drawing>
+      </w:r>
+    </w:p>
+    <w:p>
+      <w:pPr>
+        <w:rPr>
+          <w:lang w:val="en-US" w:eastAsia="ru-RU"/>
+        </w:rPr>
+      </w:pPr>
+      <w:r>
+        <w:rPr>
+          <w:noProof/>
+          <w:lang w:eastAsia="ru-RU"/>
+        </w:rPr>
+        <w:drawing>
+          <wp:inline distT="0" distB="0" distL="0" distR="0">
+            <wp:extent cx="4810760" cy="469265"/>
+            <wp:effectExtent l="19050" t="0" r="8890" b="0"/>
+            <wp:docPr id="26" name="Рисунок 52"/>
+            <wp:cNvGraphicFramePr>
+              <a:graphicFrameLocks xmlns:a="http://schemas.openxmlformats.org/drawingml/2006/main" noChangeAspect="1"/>
+            </wp:cNvGraphicFramePr>
+            <a:graphic xmlns:a="http://schemas.openxmlformats.org/drawingml/2006/main">
+              <a:graphicData uri="http://schemas.openxmlformats.org/drawingml/2006/picture">
+                <pic:pic xmlns:pic="http://schemas.openxmlformats.org/drawingml/2006/picture">
+                  <pic:nvPicPr>
+                    <pic:cNvPr id="0" name="Picture 52"/>
+                    <pic:cNvPicPr>
+                      <a:picLocks noChangeAspect="1" noChangeArrowheads="1"/>
+                    </pic:cNvPicPr>
+                  </pic:nvPicPr>
+                  <pic:blipFill>
+                    <a:blip r:embed="rId44" cstate="print"/>
+                    <a:srcRect/>
+                    <a:stretch>
+                      <a:fillRect/>
+                    </a:stretch>
+                  </pic:blipFill>
+                  <pic:spPr bwMode="auto">
+                    <a:xfrm>
+                      <a:off x="0" y="0"/>
+                      <a:ext cx="4810760" cy="469265"/>
+                    </a:xfrm>
+                    <a:prstGeom prst="rect">
+                      <a:avLst/>
+                    </a:prstGeom>
+                    <a:noFill/>
+                    <a:ln w="9525">
+                      <a:noFill/>
+                      <a:miter lim="800000"/>
+                      <a:headEnd/>
+                      <a:tailEnd/>
+                    </a:ln>
+                  </pic:spPr>
+                </pic:pic>
+              </a:graphicData>
+            </a:graphic>
+          </wp:inline>
+        </w:drawing>
+      </w:r>
+    </w:p>
+    <w:p>
+      <w:pPr>
+        <w:rPr>
+          <w:lang w:val="en-US" w:eastAsia="ru-RU"/>
+        </w:rPr>
+      </w:pPr>
+      <w:r>
+        <w:rPr>
+          <w:noProof/>
+          <w:lang w:eastAsia="ru-RU"/>
+        </w:rPr>
+        <w:drawing>
+          <wp:inline distT="0" distB="0" distL="0" distR="0">
+            <wp:extent cx="5756910" cy="755650"/>
+            <wp:effectExtent l="19050" t="0" r="0" b="0"/>
+            <wp:docPr id="32" name="Рисунок 61"/>
+            <wp:cNvGraphicFramePr>
+              <a:graphicFrameLocks xmlns:a="http://schemas.openxmlformats.org/drawingml/2006/main" noChangeAspect="1"/>
+            </wp:cNvGraphicFramePr>
+            <a:graphic xmlns:a="http://schemas.openxmlformats.org/drawingml/2006/main">
+              <a:graphicData uri="http://schemas.openxmlformats.org/drawingml/2006/picture">
+                <pic:pic xmlns:pic="http://schemas.openxmlformats.org/drawingml/2006/picture">
+                  <pic:nvPicPr>
+                    <pic:cNvPr id="0" name="Picture 61"/>
+                    <pic:cNvPicPr>
+                      <a:picLocks noChangeAspect="1" noChangeArrowheads="1"/>
+                    </pic:cNvPicPr>
+                  </pic:nvPicPr>
+                  <pic:blipFill>
+                    <a:blip r:embed="rId45" cstate="print"/>
+                    <a:srcRect/>
+                    <a:stretch>
+                      <a:fillRect/>
+                    </a:stretch>
+                  </pic:blipFill>
+                  <pic:spPr bwMode="auto">
+                    <a:xfrm>
+                      <a:off x="0" y="0"/>
+                      <a:ext cx="5756910" cy="755650"/>
+                    </a:xfrm>
+                    <a:prstGeom prst="rect">
+                      <a:avLst/>
+                    </a:prstGeom>
+                    <a:noFill/>
+                    <a:ln w="9525">
+                      <a:noFill/>
+                      <a:miter lim="800000"/>
+                      <a:headEnd/>
+                      <a:tailEnd/>
+                    </a:ln>
+                  </pic:spPr>
+                </pic:pic>
+              </a:graphicData>
+            </a:graphic>
+          </wp:inline>
+        </w:drawing>
+      </w:r>
+    </w:p>
+    <w:p>
+      <w:pPr>
+        <w:rPr>
+          <w:lang w:val="en-US" w:eastAsia="ru-RU"/>
+        </w:rPr>
+      </w:pPr>
+      <w:r>
+        <w:rPr>
+          <w:noProof/>
+          <w:lang w:eastAsia="ru-RU"/>
+        </w:rPr>
+        <w:drawing>
+          <wp:inline distT="0" distB="0" distL="0" distR="0">
+            <wp:extent cx="5741035" cy="691515"/>
+            <wp:effectExtent l="19050" t="0" r="0" b="0"/>
+            <wp:docPr id="64" name="Рисунок 64"/>
+            <wp:cNvGraphicFramePr>
+              <a:graphicFrameLocks xmlns:a="http://schemas.openxmlformats.org/drawingml/2006/main" noChangeAspect="1"/>
+            </wp:cNvGraphicFramePr>
+            <a:graphic xmlns:a="http://schemas.openxmlformats.org/drawingml/2006/main">
+              <a:graphicData uri="http://schemas.openxmlformats.org/drawingml/2006/picture">
+                <pic:pic xmlns:pic="http://schemas.openxmlformats.org/drawingml/2006/picture">
+                  <pic:nvPicPr>
+                    <pic:cNvPr id="0" name="Picture 64"/>
+                    <pic:cNvPicPr>
+                      <a:picLocks noChangeAspect="1" noChangeArrowheads="1"/>
+                    </pic:cNvPicPr>
+                  </pic:nvPicPr>
+                  <pic:blipFill>
+                    <a:blip r:embed="rId46" cstate="print"/>
+                    <a:srcRect/>
+                    <a:stretch>
+                      <a:fillRect/>
+                    </a:stretch>
+                  </pic:blipFill>
+                  <pic:spPr bwMode="auto">
+                    <a:xfrm>
+                      <a:off x="0" y="0"/>
+                      <a:ext cx="5741035" cy="691515"/>
+                    </a:xfrm>
+                    <a:prstGeom prst="rect">
+                      <a:avLst/>
+                    </a:prstGeom>
+                    <a:noFill/>
+                    <a:ln w="9525">
+                      <a:noFill/>
+                      <a:miter lim="800000"/>
+                      <a:headEnd/>
+                      <a:tailEnd/>
+                    </a:ln>
+                  </pic:spPr>
+                </pic:pic>
+              </a:graphicData>
+            </a:graphic>
+          </wp:inline>
+        </w:drawing>
+      </w:r>
+    </w:p>
+    <w:p>
+      <w:pPr>
+        <w:pStyle w:val="1"/>
+        <w:rPr>
+          <w:noProof/>
+          <w:lang w:val="en-US" w:eastAsia="ru-RU"/>
+        </w:rPr>
+      </w:pPr>
+      <w:bookmarkStart w:id="7" w:name="_Toc222411171"/>
+      <w:r>
+        <w:rPr>
+          <w:noProof/>
+          <w:lang w:eastAsia="ru-RU"/>
+        </w:rPr>
+        <w:lastRenderedPageBreak/>
+        <w:t xml:space="preserve">Задание </w:t>
+      </w:r>
+      <w:r>
+        <w:rPr>
+          <w:noProof/>
+          <w:lang w:val="en-US" w:eastAsia="ru-RU"/>
+        </w:rPr>
+        <w:t>8</w:t>
+      </w:r>
+      <w:bookmarkEnd w:id="7"/>
+    </w:p>
+    <w:p>
+      <w:pPr>
+        <w:rPr>
+          <w:lang w:val="en-US" w:eastAsia="ru-RU"/>
+        </w:rPr>
+      </w:pPr>
+      <w:r>
+        <w:rPr>
+          <w:noProof/>
+          <w:lang w:eastAsia="ru-RU"/>
+        </w:rPr>
+        <w:drawing>
+          <wp:inline distT="0" distB="0" distL="0" distR="0">
+            <wp:extent cx="5940425" cy="1688740"/>
+            <wp:effectExtent l="19050" t="0" r="3175" b="0"/>
+            <wp:docPr id="67" name="Рисунок 67"/>
+            <wp:cNvGraphicFramePr>
+              <a:graphicFrameLocks xmlns:a="http://schemas.openxmlformats.org/drawingml/2006/main" noChangeAspect="1"/>
+            </wp:cNvGraphicFramePr>
+            <a:graphic xmlns:a="http://schemas.openxmlformats.org/drawingml/2006/main">
+              <a:graphicData uri="http://schemas.openxmlformats.org/drawingml/2006/picture">
+                <pic:pic xmlns:pic="http://schemas.openxmlformats.org/drawingml/2006/picture">
+                  <pic:nvPicPr>
+                    <pic:cNvPr id="0" name="Picture 67"/>
+                    <pic:cNvPicPr>
+                      <a:picLocks noChangeAspect="1" noChangeArrowheads="1"/>
+                    </pic:cNvPicPr>
+                  </pic:nvPicPr>
+                  <pic:blipFill>
+                    <a:blip r:embed="rId47" cstate="print"/>
+                    <a:srcRect/>
+                    <a:stretch>
+                      <a:fillRect/>
+                    </a:stretch>
+                  </pic:blipFill>
+                  <pic:spPr bwMode="auto">
+                    <a:xfrm>
+                      <a:off x="0" y="0"/>
+                      <a:ext cx="5940425" cy="1688740"/>
+                    </a:xfrm>
+                    <a:prstGeom prst="rect">
+                      <a:avLst/>
+                    </a:prstGeom>
+                    <a:noFill/>
+                    <a:ln w="9525">
+                      <a:noFill/>
+                      <a:miter lim="800000"/>
+                      <a:headEnd/>
+                      <a:tailEnd/>
+                    </a:ln>
+                  </pic:spPr>
+                </pic:pic>
+              </a:graphicData>
+            </a:graphic>
+          </wp:inline>
+        </w:drawing>
+      </w:r>
+    </w:p>
+    <w:p>
+      <w:pPr>
+        <w:rPr>
+          <w:lang w:val="en-US" w:eastAsia="ru-RU"/>
+        </w:rPr>
+      </w:pPr>
+      <w:r>
+        <w:rPr>
+          <w:noProof/>
+          <w:lang w:eastAsia="ru-RU"/>
+        </w:rPr>
+        <w:drawing>
+          <wp:inline distT="0" distB="0" distL="0" distR="0">
+            <wp:extent cx="5940425" cy="3956028"/>
+            <wp:effectExtent l="19050" t="0" r="3175" b="0"/>
+            <wp:docPr id="70" name="Рисунок 70"/>
+            <wp:cNvGraphicFramePr>
+              <a:graphicFrameLocks xmlns:a="http://schemas.openxmlformats.org/drawingml/2006/main" noChangeAspect="1"/>
+            </wp:cNvGraphicFramePr>
+            <a:graphic xmlns:a="http://schemas.openxmlformats.org/drawingml/2006/main">
+              <a:graphicData uri="http://schemas.openxmlformats.org/drawingml/2006/picture">
+                <pic:pic xmlns:pic="http://schemas.openxmlformats.org/drawingml/2006/picture">
+                  <pic:nvPicPr>
+                    <pic:cNvPr id="0" name="Picture 70"/>
+                    <pic:cNvPicPr>
+                      <a:picLocks noChangeAspect="1" noChangeArrowheads="1"/>
+                    </pic:cNvPicPr>
+                  </pic:nvPicPr>
+                  <pic:blipFill>
+                    <a:blip r:embed="rId48" cstate="print"/>
+                    <a:srcRect/>
+                    <a:stretch>
+                      <a:fillRect/>
+                    </a:stretch>
+                  </pic:blipFill>
+                  <pic:spPr bwMode="auto">
+                    <a:xfrm>
+                      <a:off x="0" y="0"/>
+                      <a:ext cx="5940425" cy="3956028"/>
+                    </a:xfrm>
+                    <a:prstGeom prst="rect">
+                      <a:avLst/>
+                    </a:prstGeom>
+                    <a:noFill/>
+                    <a:ln w="9525">
+                      <a:noFill/>
+                      <a:miter lim="800000"/>
+                      <a:headEnd/>
+                      <a:tailEnd/>
+                    </a:ln>
+                  </pic:spPr>
+                </pic:pic>
+              </a:graphicData>
+            </a:graphic>
+          </wp:inline>
+        </w:drawing>
+      </w:r>
+    </w:p>
+    <w:p>
+      <w:pPr>
+        <w:rPr>
+          <w:lang w:val="en-US" w:eastAsia="ru-RU"/>
+        </w:rPr>
+      </w:pPr>
+      <w:r>
+        <w:rPr>
+          <w:noProof/>
+          <w:lang w:eastAsia="ru-RU"/>
+        </w:rPr>
+        <w:drawing>
+          <wp:inline distT="0" distB="0" distL="0" distR="0">
+            <wp:extent cx="5940425" cy="1658022"/>
+            <wp:effectExtent l="19050" t="0" r="3175" b="0"/>
+            <wp:docPr id="73" name="Рисунок 73"/>
+            <wp:cNvGraphicFramePr>
+              <a:graphicFrameLocks xmlns:a="http://schemas.openxmlformats.org/drawingml/2006/main" noChangeAspect="1"/>
+            </wp:cNvGraphicFramePr>
+            <a:graphic xmlns:a="http://schemas.openxmlformats.org/drawingml/2006/main">
+              <a:graphicData uri="http://schemas.openxmlformats.org/drawingml/2006/picture">
+                <pic:pic xmlns:pic="http://schemas.openxmlformats.org/drawingml/2006/picture">
+                  <pic:nvPicPr>
+                    <pic:cNvPr id="0" name="Picture 73"/>
+                    <pic:cNvPicPr>
+                      <a:picLocks noChangeAspect="1" noChangeArrowheads="1"/>
+                    </pic:cNvPicPr>
+                  </pic:nvPicPr>
+                  <pic:blipFill>
+                    <a:blip r:embed="rId49" cstate="print"/>
+                    <a:srcRect/>
+                    <a:stretch>
+                      <a:fillRect/>
+                    </a:stretch>
+                  </pic:blipFill>
+                  <pic:spPr bwMode="auto">
+                    <a:xfrm>
+                      <a:off x="0" y="0"/>
+                      <a:ext cx="5940425" cy="1658022"/>
+                    </a:xfrm>
+                    <a:prstGeom prst="rect">
+                      <a:avLst/>
+                    </a:prstGeom>
+                    <a:noFill/>
+                    <a:ln w="9525">
+                      <a:noFill/>
+                      <a:miter lim="800000"/>
+                      <a:headEnd/>
+                      <a:tailEnd/>
+                    </a:ln>
+                  </pic:spPr>
+                </pic:pic>
+              </a:graphicData>
+            </a:graphic>
+          </wp:inline>
+        </w:drawing>
+      </w:r>
+    </w:p>
+    <w:p>
+      <w:pPr>
+        <w:rPr>
+          <w:lang w:val="en-US" w:eastAsia="ru-RU"/>
+        </w:rPr>
+      </w:pPr>
     </w:p>
     <w:p/>
     <w:sectPr>
@@ -1258,6 +3562,56 @@
     </w:sectPr>
   </w:body>
 </w:document>
+</file>
+
+<file path=word/endnotes.xml><?xml version="1.0" encoding="utf-8"?>
+<w:endnotes xmlns:ve="http://schemas.openxmlformats.org/markup-compatibility/2006" xmlns:o="urn:schemas-microsoft-com:office:office" xmlns:r="http://schemas.openxmlformats.org/officeDocument/2006/relationships" xmlns:m="http://schemas.openxmlformats.org/officeDocument/2006/math" xmlns:v="urn:schemas-microsoft-com:vml" xmlns:wp="http://schemas.openxmlformats.org/drawingml/2006/wordprocessingDrawing" xmlns:w10="urn:schemas-microsoft-com:office:word" xmlns:w="http://schemas.openxmlformats.org/wordprocessingml/2006/main" xmlns:wne="http://schemas.microsoft.com/office/word/2006/wordml">
+  <w:endnote w:type="separator" w:id="-1">
+    <w:p>
+      <w:pPr>
+        <w:spacing w:after="0" w:line="240" w:lineRule="auto"/>
+      </w:pPr>
+      <w:r>
+        <w:separator/>
+      </w:r>
+    </w:p>
+  </w:endnote>
+  <w:endnote w:type="continuationSeparator" w:id="0">
+    <w:p>
+      <w:pPr>
+        <w:spacing w:after="0" w:line="240" w:lineRule="auto"/>
+      </w:pPr>
+      <w:r>
+        <w:continuationSeparator/>
+      </w:r>
+    </w:p>
+  </w:endnote>
+</w:endnotes>
+</file>
+
+<file path=word/footnotes.xml><?xml version="1.0" encoding="utf-8"?>
+<w:footnotes xmlns:ve="http://schemas.openxmlformats.org/markup-compatibility/2006" xmlns:o="urn:schemas-microsoft-com:office:office" xmlns:r="http://schemas.openxmlformats.org/officeDocument/2006/relationships" xmlns:m="http://schemas.openxmlformats.org/officeDocument/2006/math" xmlns:v="urn:schemas-microsoft-com:vml" xmlns:wp="http://schemas.openxmlformats.org/drawingml/2006/wordprocessingDrawing" xmlns:w10="urn:schemas-microsoft-com:office:word" xmlns:w="http://schemas.openxmlformats.org/wordprocessingml/2006/main" xmlns:wne="http://schemas.microsoft.com/office/word/2006/wordml">
+  <w:footnote w:type="separator" w:id="-1">
+    <w:p>
+      <w:pPr>
+        <w:spacing w:after="0" w:line="240" w:lineRule="auto"/>
+      </w:pPr>
+      <w:r>
+        <w:separator/>
+      </w:r>
+    </w:p>
+  </w:footnote>
+  <w:footnote w:type="continuationSeparator" w:id="0">
+    <w:p>
+      <w:pPr>
+        <w:spacing w:after="0" w:line="240" w:lineRule="auto"/>
+      </w:pPr>
+      <w:r>
+        <w:continuationSeparator/>
+      </w:r>
+    </w:p>
+  </w:footnote>
+</w:footnotes>
 </file>
 
 <file path=word/styles.xml><?xml version="1.0" encoding="utf-8"?>
@@ -1303,7 +3657,7 @@
     <w:lsdException w:name="Subtitle" w:semiHidden="0" w:uiPriority="11" w:unhideWhenUsed="0" w:qFormat="1"/>
     <w:lsdException w:name="Strong" w:semiHidden="0" w:uiPriority="22" w:unhideWhenUsed="0" w:qFormat="1"/>
     <w:lsdException w:name="Emphasis" w:semiHidden="0" w:uiPriority="20" w:unhideWhenUsed="0" w:qFormat="1"/>
-    <w:lsdException w:name="Table Grid" w:semiHidden="0" w:uiPriority="59" w:unhideWhenUsed="0"/>
+    <w:lsdException w:name="Table Grid" w:semiHidden="0" w:uiPriority="39" w:unhideWhenUsed="0"/>
     <w:lsdException w:name="Placeholder Text" w:unhideWhenUsed="0"/>
     <w:lsdException w:name="No Spacing" w:semiHidden="0" w:uiPriority="1" w:unhideWhenUsed="0" w:qFormat="1"/>
     <w:lsdException w:name="Light Shading" w:semiHidden="0" w:uiPriority="60" w:unhideWhenUsed="0"/>
@@ -1419,7 +3773,11 @@
   <w:style w:type="paragraph" w:default="1" w:styleId="a">
     <w:name w:val="Normal"/>
     <w:qFormat/>
-    <w:rsid w:val="002367B0"/>
+    <w:rsid w:val="00BD52E1"/>
+    <w:rPr>
+      <w:rFonts w:ascii="Times New Roman" w:hAnsi="Times New Roman"/>
+      <w:sz w:val="28"/>
+    </w:rPr>
   </w:style>
   <w:style w:type="paragraph" w:styleId="1">
     <w:name w:val="heading 1"/>
@@ -1440,8 +3798,31 @@
       <w:b/>
       <w:bCs/>
       <w:color w:val="365F91" w:themeColor="accent1" w:themeShade="BF"/>
-      <w:sz w:val="28"/>
       <w:szCs w:val="28"/>
+    </w:rPr>
+  </w:style>
+  <w:style w:type="paragraph" w:styleId="2">
+    <w:name w:val="heading 2"/>
+    <w:basedOn w:val="a"/>
+    <w:next w:val="a"/>
+    <w:link w:val="20"/>
+    <w:uiPriority w:val="9"/>
+    <w:unhideWhenUsed/>
+    <w:qFormat/>
+    <w:rsid w:val="00F55B6B"/>
+    <w:pPr>
+      <w:keepNext/>
+      <w:keepLines/>
+      <w:spacing w:before="200" w:after="0"/>
+      <w:outlineLvl w:val="1"/>
+    </w:pPr>
+    <w:rPr>
+      <w:rFonts w:asciiTheme="majorHAnsi" w:eastAsiaTheme="majorEastAsia" w:hAnsiTheme="majorHAnsi" w:cstheme="majorBidi"/>
+      <w:b/>
+      <w:bCs/>
+      <w:color w:val="4F81BD" w:themeColor="accent1"/>
+      <w:sz w:val="26"/>
+      <w:szCs w:val="26"/>
     </w:rPr>
   </w:style>
   <w:style w:type="character" w:default="1" w:styleId="a0">
@@ -1515,6 +3896,136 @@
       <w:color w:val="365F91" w:themeColor="accent1" w:themeShade="BF"/>
       <w:sz w:val="28"/>
       <w:szCs w:val="28"/>
+    </w:rPr>
+  </w:style>
+  <w:style w:type="character" w:customStyle="1" w:styleId="20">
+    <w:name w:val="Заголовок 2 Знак"/>
+    <w:basedOn w:val="a0"/>
+    <w:link w:val="2"/>
+    <w:uiPriority w:val="9"/>
+    <w:rsid w:val="00F55B6B"/>
+    <w:rPr>
+      <w:rFonts w:asciiTheme="majorHAnsi" w:eastAsiaTheme="majorEastAsia" w:hAnsiTheme="majorHAnsi" w:cstheme="majorBidi"/>
+      <w:b/>
+      <w:bCs/>
+      <w:color w:val="4F81BD" w:themeColor="accent1"/>
+      <w:sz w:val="26"/>
+      <w:szCs w:val="26"/>
+    </w:rPr>
+  </w:style>
+  <w:style w:type="table" w:styleId="a5">
+    <w:name w:val="Table Grid"/>
+    <w:basedOn w:val="a1"/>
+    <w:uiPriority w:val="39"/>
+    <w:rsid w:val="00BD52E1"/>
+    <w:pPr>
+      <w:spacing w:after="0" w:line="240" w:lineRule="auto"/>
+    </w:pPr>
+    <w:rPr>
+      <w:kern w:val="2"/>
+      <w:sz w:val="24"/>
+      <w:szCs w:val="24"/>
+    </w:rPr>
+    <w:tblPr>
+      <w:tblInd w:w="0" w:type="dxa"/>
+      <w:tblBorders>
+        <w:top w:val="single" w:sz="4" w:space="0" w:color="auto"/>
+        <w:left w:val="single" w:sz="4" w:space="0" w:color="auto"/>
+        <w:bottom w:val="single" w:sz="4" w:space="0" w:color="auto"/>
+        <w:right w:val="single" w:sz="4" w:space="0" w:color="auto"/>
+        <w:insideH w:val="single" w:sz="4" w:space="0" w:color="auto"/>
+        <w:insideV w:val="single" w:sz="4" w:space="0" w:color="auto"/>
+      </w:tblBorders>
+      <w:tblCellMar>
+        <w:top w:w="0" w:type="dxa"/>
+        <w:left w:w="108" w:type="dxa"/>
+        <w:bottom w:w="0" w:type="dxa"/>
+        <w:right w:w="108" w:type="dxa"/>
+      </w:tblCellMar>
+    </w:tblPr>
+  </w:style>
+  <w:style w:type="paragraph" w:styleId="a6">
+    <w:name w:val="header"/>
+    <w:basedOn w:val="a"/>
+    <w:link w:val="a7"/>
+    <w:uiPriority w:val="99"/>
+    <w:semiHidden/>
+    <w:unhideWhenUsed/>
+    <w:rsid w:val="00BD52E1"/>
+    <w:pPr>
+      <w:tabs>
+        <w:tab w:val="center" w:pos="4677"/>
+        <w:tab w:val="right" w:pos="9355"/>
+      </w:tabs>
+      <w:spacing w:after="0" w:line="240" w:lineRule="auto"/>
+    </w:pPr>
+  </w:style>
+  <w:style w:type="character" w:customStyle="1" w:styleId="a7">
+    <w:name w:val="Верхний колонтитул Знак"/>
+    <w:basedOn w:val="a0"/>
+    <w:link w:val="a6"/>
+    <w:uiPriority w:val="99"/>
+    <w:semiHidden/>
+    <w:rsid w:val="00BD52E1"/>
+  </w:style>
+  <w:style w:type="paragraph" w:styleId="a8">
+    <w:name w:val="footer"/>
+    <w:basedOn w:val="a"/>
+    <w:link w:val="a9"/>
+    <w:uiPriority w:val="99"/>
+    <w:semiHidden/>
+    <w:unhideWhenUsed/>
+    <w:rsid w:val="00BD52E1"/>
+    <w:pPr>
+      <w:tabs>
+        <w:tab w:val="center" w:pos="4677"/>
+        <w:tab w:val="right" w:pos="9355"/>
+      </w:tabs>
+      <w:spacing w:after="0" w:line="240" w:lineRule="auto"/>
+    </w:pPr>
+  </w:style>
+  <w:style w:type="character" w:customStyle="1" w:styleId="a9">
+    <w:name w:val="Нижний колонтитул Знак"/>
+    <w:basedOn w:val="a0"/>
+    <w:link w:val="a8"/>
+    <w:uiPriority w:val="99"/>
+    <w:semiHidden/>
+    <w:rsid w:val="00BD52E1"/>
+  </w:style>
+  <w:style w:type="paragraph" w:styleId="aa">
+    <w:name w:val="TOC Heading"/>
+    <w:basedOn w:val="1"/>
+    <w:next w:val="a"/>
+    <w:uiPriority w:val="39"/>
+    <w:semiHidden/>
+    <w:unhideWhenUsed/>
+    <w:qFormat/>
+    <w:rsid w:val="00BD52E1"/>
+    <w:pPr>
+      <w:outlineLvl w:val="9"/>
+    </w:pPr>
+  </w:style>
+  <w:style w:type="paragraph" w:styleId="11">
+    <w:name w:val="toc 1"/>
+    <w:basedOn w:val="a"/>
+    <w:next w:val="a"/>
+    <w:autoRedefine/>
+    <w:uiPriority w:val="39"/>
+    <w:unhideWhenUsed/>
+    <w:rsid w:val="00BD52E1"/>
+    <w:pPr>
+      <w:spacing w:after="100"/>
+    </w:pPr>
+  </w:style>
+  <w:style w:type="character" w:styleId="ab">
+    <w:name w:val="Hyperlink"/>
+    <w:basedOn w:val="a0"/>
+    <w:uiPriority w:val="99"/>
+    <w:unhideWhenUsed/>
+    <w:rsid w:val="00BD52E1"/>
+    <w:rPr>
+      <w:color w:val="0000FF" w:themeColor="hyperlink"/>
+      <w:u w:val="single"/>
     </w:rPr>
   </w:style>
 </w:styles>
@@ -1801,4 +4312,16 @@
   <a:objectDefaults/>
   <a:extraClrSchemeLst/>
 </a:theme>
+</file>
+
+<file path=customXml/item1.xml><?xml version="1.0" encoding="utf-8"?>
+<b:Sources xmlns:b="http://schemas.openxmlformats.org/officeDocument/2006/bibliography" xmlns="http://schemas.openxmlformats.org/officeDocument/2006/bibliography" SelectedStyle="\APA.XSL" StyleName="APA"/>
+</file>
+
+<file path=customXml/itemProps1.xml><?xml version="1.0" encoding="utf-8"?>
+<ds:datastoreItem xmlns:ds="http://schemas.openxmlformats.org/officeDocument/2006/customXml" ds:itemID="{61633EFD-68E7-431A-8B64-33206309A69F}">
+  <ds:schemaRefs>
+    <ds:schemaRef ds:uri="http://schemas.openxmlformats.org/officeDocument/2006/bibliography"/>
+  </ds:schemaRefs>
+</ds:datastoreItem>
 </file>